--- a/output/北塩原村_前回計画の評価_概要版.docx
+++ b/output/北塩原村_前回計画の評価_概要版.docx
@@ -25,7 +25,7 @@
         <w:tc>
           <w:tcPr>
             <w:tcW w:type="dxa" w:w="10205"/>
-            <w:shd w:val="clear" w:color="auto" w:fill="1F3864"/>
+            <w:shd w:val="clear" w:color="auto" w:fill="275317"/>
             <w:tcMar>
               <w:top w:w="120" w:type="dxa"/>
               <w:left w:w="160" w:type="dxa"/>
@@ -39,7 +39,7 @@
             </w:pPr>
             <w:r>
               <w:rPr>
-                <w:rFonts w:ascii="BIZ UDPゴシック" w:hAnsi="BIZ UDPゴシック" w:eastAsia="BIZ UDPゴシック"/>
+                <w:rFonts w:ascii="UD デジタル 教科書体 NK-B" w:hAnsi="UD デジタル 教科書体 NK-B" w:eastAsia="UD デジタル 教科書体 NK-B"/>
                 <w:b/>
                 <w:color w:val="FFFFFF"/>
                 <w:sz w:val="26"/>
@@ -53,7 +53,7 @@
             </w:pPr>
             <w:r>
               <w:rPr>
-                <w:rFonts w:ascii="BIZ UDPゴシック" w:hAnsi="BIZ UDPゴシック" w:eastAsia="BIZ UDPゴシック"/>
+                <w:rFonts w:ascii="UD デジタル 教科書体 NK-B" w:hAnsi="UD デジタル 教科書体 NK-B" w:eastAsia="UD デジタル 教科書体 NK-B"/>
                 <w:b/>
                 <w:color w:val="FFFFFF"/>
                 <w:sz w:val="20"/>
@@ -67,7 +67,7 @@
             </w:pPr>
             <w:r>
               <w:rPr>
-                <w:rFonts w:ascii="BIZ UDPゴシック" w:hAnsi="BIZ UDPゴシック" w:eastAsia="BIZ UDPゴシック"/>
+                <w:rFonts w:ascii="UD デジタル 教科書体 NK-B" w:hAnsi="UD デジタル 教科書体 NK-B" w:eastAsia="UD デジタル 教科書体 NK-B"/>
                 <w:b/>
                 <w:color w:val="FFFFFF"/>
                 <w:sz w:val="20"/>
@@ -85,12 +85,12 @@
     </w:p>
     <w:p>
       <w:pPr>
-        <w:spacing w:before="0" w:after="80" w:line="240" w:lineRule="exact"/>
+        <w:spacing w:before="0" w:after="80" w:line="270" w:lineRule="exact"/>
         <w:jc w:val="right"/>
       </w:pPr>
       <w:r>
         <w:rPr>
-          <w:rFonts w:ascii="BIZ UDPゴシック" w:hAnsi="BIZ UDPゴシック" w:eastAsia="BIZ UDPゴシック"/>
+          <w:rFonts w:ascii="UD デジタル 教科書体 NK-R" w:hAnsi="UD デジタル 教科書体 NK-R" w:eastAsia="UD デジタル 教科書体 NK-R"/>
           <w:b w:val="0"/>
           <w:sz w:val="17"/>
         </w:rPr>
@@ -120,7 +120,7 @@
         <w:tc>
           <w:tcPr>
             <w:tcW w:type="dxa" w:w="10205"/>
-            <w:shd w:val="clear" w:color="auto" w:fill="1F3864"/>
+            <w:shd w:val="clear" w:color="auto" w:fill="275317"/>
             <w:tcMar>
               <w:top w:w="50" w:type="dxa"/>
               <w:left w:w="110" w:type="dxa"/>
@@ -134,7 +134,7 @@
             </w:pPr>
             <w:r>
               <w:rPr>
-                <w:rFonts w:ascii="BIZ UDPゴシック" w:hAnsi="BIZ UDPゴシック" w:eastAsia="BIZ UDPゴシック"/>
+                <w:rFonts w:ascii="UD デジタル 教科書体 NK-B" w:hAnsi="UD デジタル 教科書体 NK-B" w:eastAsia="UD デジタル 教科書体 NK-B"/>
                 <w:b/>
                 <w:color w:val="FFFFFF"/>
                 <w:sz w:val="23"/>
@@ -152,13 +152,13 @@
     </w:p>
     <w:p>
       <w:pPr>
-        <w:spacing w:before="0" w:after="40" w:line="240" w:lineRule="exact"/>
+        <w:spacing w:before="0" w:after="40" w:line="270" w:lineRule="exact"/>
       </w:pPr>
       <w:r>
         <w:rPr>
-          <w:rFonts w:ascii="BIZ UDPゴシック" w:hAnsi="BIZ UDPゴシック" w:eastAsia="BIZ UDPゴシック"/>
+          <w:rFonts w:ascii="UD デジタル 教科書体 NK-R" w:hAnsi="UD デジタル 教科書体 NK-R" w:eastAsia="UD デジタル 教科書体 NK-R"/>
           <w:b w:val="0"/>
-          <w:sz w:val="18"/>
+          <w:sz w:val="20"/>
         </w:rPr>
         <w:t>第８期北塩原村障がい福祉計画・第４期北塩原村障がい児福祉計画の策定にあたり、前回計画の達成状況を整理したものです。評価の対象は二つあります。第７期障がい福祉計画・第３期障がい児福祉計画（令和６年度～令和８年度）は計画期間が終わるため最終評価、第４次北塩原村障がい者計画（令和６年度～令和11年度）は期間の途中であるため中間評価です。</w:t>
       </w:r>
@@ -171,12 +171,12 @@
         <w:tblW w:w="10206" w:type="dxa"/>
         <w:tblLayout w:type="fixed"/>
         <w:tblBorders>
-          <w:top w:val="single" w:sz="4" w:space="0" w:color="FF7F0E"/>
-          <w:left w:val="single" w:sz="4" w:space="0" w:color="FF7F0E"/>
-          <w:bottom w:val="single" w:sz="4" w:space="0" w:color="FF7F0E"/>
-          <w:right w:val="single" w:sz="4" w:space="0" w:color="FF7F0E"/>
-          <w:insideH w:val="single" w:sz="4" w:space="0" w:color="FF7F0E"/>
-          <w:insideV w:val="single" w:sz="4" w:space="0" w:color="FF7F0E"/>
+          <w:top w:val="single" w:sz="4" w:space="0" w:color="E97132"/>
+          <w:left w:val="single" w:sz="4" w:space="0" w:color="E97132"/>
+          <w:bottom w:val="single" w:sz="4" w:space="0" w:color="E97132"/>
+          <w:right w:val="single" w:sz="4" w:space="0" w:color="E97132"/>
+          <w:insideH w:val="single" w:sz="4" w:space="0" w:color="E97132"/>
+          <w:insideV w:val="single" w:sz="4" w:space="0" w:color="E97132"/>
         </w:tblBorders>
       </w:tblPr>
       <w:tblGrid>
@@ -186,7 +186,7 @@
         <w:tc>
           <w:tcPr>
             <w:tcW w:type="dxa" w:w="10205"/>
-            <w:shd w:val="clear" w:color="auto" w:fill="FFF2CC"/>
+            <w:shd w:val="clear" w:color="auto" w:fill="FFFF99"/>
             <w:tcMar>
               <w:top w:w="60" w:type="dxa"/>
               <w:left w:w="140" w:type="dxa"/>
@@ -196,52 +196,52 @@
           </w:tcPr>
           <w:p>
             <w:pPr>
-              <w:spacing w:after="0" w:line="240" w:lineRule="exact"/>
+              <w:spacing w:after="0" w:line="270" w:lineRule="exact"/>
             </w:pPr>
             <w:r>
               <w:rPr>
-                <w:rFonts w:ascii="BIZ UDPゴシック" w:hAnsi="BIZ UDPゴシック" w:eastAsia="BIZ UDPゴシック"/>
+                <w:rFonts w:ascii="UD デジタル 教科書体 NK-B" w:hAnsi="UD デジタル 教科書体 NK-B" w:eastAsia="UD デジタル 教科書体 NK-B"/>
                 <w:b/>
-                <w:sz w:val="17"/>
+                <w:sz w:val="19"/>
               </w:rPr>
               <w:t>評価は成績表ではなく、第８期計画の根拠とするために行います</w:t>
             </w:r>
           </w:p>
           <w:p>
             <w:pPr>
-              <w:spacing w:after="0" w:line="240" w:lineRule="exact"/>
+              <w:spacing w:after="0" w:line="270" w:lineRule="exact"/>
             </w:pPr>
             <w:r>
               <w:rPr>
-                <w:rFonts w:ascii="BIZ UDPゴシック" w:hAnsi="BIZ UDPゴシック" w:eastAsia="BIZ UDPゴシック"/>
+                <w:rFonts w:ascii="UD デジタル 教科書体 NK-R" w:hAnsi="UD デジタル 教科書体 NK-R" w:eastAsia="UD デジタル 教科書体 NK-R"/>
                 <w:b w:val="0"/>
-                <w:sz w:val="17"/>
+                <w:sz w:val="19"/>
               </w:rPr>
               <w:t>・見込量は計画値と実績が一致したかだけでは評価しません。予測の精度、ニーズの充足、潜在の需要、供給の制約、制度の認知、他の制度による代替の六つに分けて見ます。</w:t>
             </w:r>
           </w:p>
           <w:p>
             <w:pPr>
-              <w:spacing w:after="0" w:line="240" w:lineRule="exact"/>
+              <w:spacing w:after="0" w:line="270" w:lineRule="exact"/>
             </w:pPr>
             <w:r>
               <w:rPr>
-                <w:rFonts w:ascii="BIZ UDPゴシック" w:hAnsi="BIZ UDPゴシック" w:eastAsia="BIZ UDPゴシック"/>
+                <w:rFonts w:ascii="UD デジタル 教科書体 NK-R" w:hAnsi="UD デジタル 教科書体 NK-R" w:eastAsia="UD デジタル 教科書体 NK-R"/>
                 <w:b w:val="0"/>
-                <w:sz w:val="17"/>
+                <w:sz w:val="19"/>
               </w:rPr>
               <w:t>・実績が０であることを、ニーズが０であることと読みません。利用がない理由を、制度を知らない、供給がない、送迎がない、家族が担っている、他の制度で足りている、本当に必要がないのいずれかまで確かめます。</w:t>
             </w:r>
           </w:p>
           <w:p>
             <w:pPr>
-              <w:spacing w:after="0" w:line="240" w:lineRule="exact"/>
+              <w:spacing w:after="0" w:line="270" w:lineRule="exact"/>
             </w:pPr>
             <w:r>
               <w:rPr>
-                <w:rFonts w:ascii="BIZ UDPゴシック" w:hAnsi="BIZ UDPゴシック" w:eastAsia="BIZ UDPゴシック"/>
+                <w:rFonts w:ascii="UD デジタル 教科書体 NK-R" w:hAnsi="UD デジタル 教科書体 NK-R" w:eastAsia="UD デジタル 教科書体 NK-R"/>
                 <w:b w:val="0"/>
-                <w:sz w:val="17"/>
+                <w:sz w:val="19"/>
               </w:rPr>
               <w:t>・指標の達成と課題の解決は別のことです。設置した数や配置した人数ではなく、相談の件数、緊急時に受け入れた件数、地域生活へ移った方の数で測ります。</w:t>
             </w:r>
@@ -277,7 +277,7 @@
         <w:tc>
           <w:tcPr>
             <w:tcW w:type="dxa" w:w="10205"/>
-            <w:shd w:val="clear" w:color="auto" w:fill="1F3864"/>
+            <w:shd w:val="clear" w:color="auto" w:fill="275317"/>
             <w:tcMar>
               <w:top w:w="50" w:type="dxa"/>
               <w:left w:w="110" w:type="dxa"/>
@@ -291,7 +291,7 @@
             </w:pPr>
             <w:r>
               <w:rPr>
-                <w:rFonts w:ascii="BIZ UDPゴシック" w:hAnsi="BIZ UDPゴシック" w:eastAsia="BIZ UDPゴシック"/>
+                <w:rFonts w:ascii="UD デジタル 教科書体 NK-B" w:hAnsi="UD デジタル 教科書体 NK-B" w:eastAsia="UD デジタル 教科書体 NK-B"/>
                 <w:b/>
                 <w:color w:val="FFFFFF"/>
                 <w:sz w:val="23"/>
@@ -309,13 +309,13 @@
     </w:p>
     <w:p>
       <w:pPr>
-        <w:spacing w:before="0" w:after="40" w:line="240" w:lineRule="exact"/>
+        <w:spacing w:before="0" w:after="40" w:line="270" w:lineRule="exact"/>
       </w:pPr>
       <w:r>
         <w:rPr>
-          <w:rFonts w:ascii="BIZ UDPゴシック" w:hAnsi="BIZ UDPゴシック" w:eastAsia="BIZ UDPゴシック"/>
+          <w:rFonts w:ascii="UD デジタル 教科書体 NK-R" w:hAnsi="UD デジタル 教科書体 NK-R" w:eastAsia="UD デジタル 教科書体 NK-R"/>
           <w:b w:val="0"/>
-          <w:sz w:val="17"/>
+          <w:sz w:val="19"/>
         </w:rPr>
         <w:t>第７期計画の成果目標及び指標14項目について、計画値と実績を突き合わせました。達成が9項目、未達成が4項目、一部達成が1項目です。</w:t>
       </w:r>
@@ -352,19 +352,19 @@
               <w:bottom w:w="30" w:type="dxa"/>
               <w:right w:w="80" w:type="dxa"/>
             </w:tcMar>
-            <w:shd w:val="clear" w:color="auto" w:fill="1F3864"/>
+            <w:shd w:val="clear" w:color="auto" w:fill="275317"/>
           </w:tcPr>
           <w:p>
             <w:pPr>
-              <w:spacing w:after="0" w:line="220" w:lineRule="exact"/>
+              <w:spacing w:after="0" w:line="229" w:lineRule="exact"/>
               <w:jc w:val="center"/>
             </w:pPr>
             <w:r>
               <w:rPr>
-                <w:rFonts w:ascii="BIZ UDPゴシック" w:hAnsi="BIZ UDPゴシック" w:eastAsia="BIZ UDPゴシック"/>
+                <w:rFonts w:ascii="UD デジタル 教科書体 NK-B" w:hAnsi="UD デジタル 教科書体 NK-B" w:eastAsia="UD デジタル 教科書体 NK-B"/>
                 <w:b/>
                 <w:color w:val="FFFFFF"/>
-                <w:sz w:val="17"/>
+                <w:sz w:val="19"/>
               </w:rPr>
               <w:t>判定</w:t>
             </w:r>
@@ -379,19 +379,19 @@
               <w:bottom w:w="30" w:type="dxa"/>
               <w:right w:w="80" w:type="dxa"/>
             </w:tcMar>
-            <w:shd w:val="clear" w:color="auto" w:fill="1F3864"/>
+            <w:shd w:val="clear" w:color="auto" w:fill="275317"/>
           </w:tcPr>
           <w:p>
             <w:pPr>
-              <w:spacing w:after="0" w:line="220" w:lineRule="exact"/>
+              <w:spacing w:after="0" w:line="229" w:lineRule="exact"/>
               <w:jc w:val="center"/>
             </w:pPr>
             <w:r>
               <w:rPr>
-                <w:rFonts w:ascii="BIZ UDPゴシック" w:hAnsi="BIZ UDPゴシック" w:eastAsia="BIZ UDPゴシック"/>
+                <w:rFonts w:ascii="UD デジタル 教科書体 NK-B" w:hAnsi="UD デジタル 教科書体 NK-B" w:eastAsia="UD デジタル 教科書体 NK-B"/>
                 <w:b/>
                 <w:color w:val="FFFFFF"/>
-                <w:sz w:val="17"/>
+                <w:sz w:val="19"/>
               </w:rPr>
               <w:t>項目数</w:t>
             </w:r>
@@ -406,19 +406,19 @@
               <w:bottom w:w="30" w:type="dxa"/>
               <w:right w:w="80" w:type="dxa"/>
             </w:tcMar>
-            <w:shd w:val="clear" w:color="auto" w:fill="1F3864"/>
+            <w:shd w:val="clear" w:color="auto" w:fill="275317"/>
           </w:tcPr>
           <w:p>
             <w:pPr>
-              <w:spacing w:after="0" w:line="220" w:lineRule="exact"/>
+              <w:spacing w:after="0" w:line="229" w:lineRule="exact"/>
               <w:jc w:val="center"/>
             </w:pPr>
             <w:r>
               <w:rPr>
-                <w:rFonts w:ascii="BIZ UDPゴシック" w:hAnsi="BIZ UDPゴシック" w:eastAsia="BIZ UDPゴシック"/>
+                <w:rFonts w:ascii="UD デジタル 教科書体 NK-B" w:hAnsi="UD デジタル 教科書体 NK-B" w:eastAsia="UD デジタル 教科書体 NK-B"/>
                 <w:b/>
                 <w:color w:val="FFFFFF"/>
-                <w:sz w:val="17"/>
+                <w:sz w:val="19"/>
               </w:rPr>
               <w:t>第８期での扱い</w:t>
             </w:r>
@@ -433,19 +433,19 @@
               <w:bottom w:w="30" w:type="dxa"/>
               <w:right w:w="80" w:type="dxa"/>
             </w:tcMar>
-            <w:shd w:val="clear" w:color="auto" w:fill="1F3864"/>
+            <w:shd w:val="clear" w:color="auto" w:fill="275317"/>
           </w:tcPr>
           <w:p>
             <w:pPr>
-              <w:spacing w:after="0" w:line="220" w:lineRule="exact"/>
+              <w:spacing w:after="0" w:line="229" w:lineRule="exact"/>
               <w:jc w:val="center"/>
             </w:pPr>
             <w:r>
               <w:rPr>
-                <w:rFonts w:ascii="BIZ UDPゴシック" w:hAnsi="BIZ UDPゴシック" w:eastAsia="BIZ UDPゴシック"/>
+                <w:rFonts w:ascii="UD デジタル 教科書体 NK-B" w:hAnsi="UD デジタル 教科書体 NK-B" w:eastAsia="UD デジタル 教科書体 NK-B"/>
                 <w:b/>
                 <w:color w:val="FFFFFF"/>
-                <w:sz w:val="17"/>
+                <w:sz w:val="19"/>
               </w:rPr>
               <w:t>項目数</w:t>
             </w:r>
@@ -465,13 +465,13 @@
           </w:tcPr>
           <w:p>
             <w:pPr>
-              <w:spacing w:after="0" w:line="220" w:lineRule="exact"/>
+              <w:spacing w:after="0" w:line="229" w:lineRule="exact"/>
             </w:pPr>
             <w:r>
               <w:rPr>
-                <w:rFonts w:ascii="BIZ UDPゴシック" w:hAnsi="BIZ UDPゴシック" w:eastAsia="BIZ UDPゴシック"/>
+                <w:rFonts w:ascii="UD デジタル 教科書体 NK-R" w:hAnsi="UD デジタル 教科書体 NK-R" w:eastAsia="UD デジタル 教科書体 NK-R"/>
                 <w:b w:val="0"/>
-                <w:sz w:val="17"/>
+                <w:sz w:val="19"/>
               </w:rPr>
               <w:t>達成</w:t>
             </w:r>
@@ -489,14 +489,14 @@
           </w:tcPr>
           <w:p>
             <w:pPr>
-              <w:spacing w:after="0" w:line="220" w:lineRule="exact"/>
+              <w:spacing w:after="0" w:line="229" w:lineRule="exact"/>
               <w:jc w:val="center"/>
             </w:pPr>
             <w:r>
               <w:rPr>
-                <w:rFonts w:ascii="BIZ UDPゴシック" w:hAnsi="BIZ UDPゴシック" w:eastAsia="BIZ UDPゴシック"/>
+                <w:rFonts w:ascii="UD デジタル 教科書体 NK-R" w:hAnsi="UD デジタル 教科書体 NK-R" w:eastAsia="UD デジタル 教科書体 NK-R"/>
                 <w:b w:val="0"/>
-                <w:sz w:val="17"/>
+                <w:sz w:val="19"/>
               </w:rPr>
               <w:t>9</w:t>
             </w:r>
@@ -514,13 +514,13 @@
           </w:tcPr>
           <w:p>
             <w:pPr>
-              <w:spacing w:after="0" w:line="220" w:lineRule="exact"/>
+              <w:spacing w:after="0" w:line="229" w:lineRule="exact"/>
             </w:pPr>
             <w:r>
               <w:rPr>
-                <w:rFonts w:ascii="BIZ UDPゴシック" w:hAnsi="BIZ UDPゴシック" w:eastAsia="BIZ UDPゴシック"/>
+                <w:rFonts w:ascii="UD デジタル 教科書体 NK-R" w:hAnsi="UD デジタル 教科書体 NK-R" w:eastAsia="UD デジタル 教科書体 NK-R"/>
                 <w:b w:val="0"/>
-                <w:sz w:val="17"/>
+                <w:sz w:val="19"/>
               </w:rPr>
               <w:t>継続</w:t>
             </w:r>
@@ -538,14 +538,14 @@
           </w:tcPr>
           <w:p>
             <w:pPr>
-              <w:spacing w:after="0" w:line="220" w:lineRule="exact"/>
+              <w:spacing w:after="0" w:line="229" w:lineRule="exact"/>
               <w:jc w:val="center"/>
             </w:pPr>
             <w:r>
               <w:rPr>
-                <w:rFonts w:ascii="BIZ UDPゴシック" w:hAnsi="BIZ UDPゴシック" w:eastAsia="BIZ UDPゴシック"/>
+                <w:rFonts w:ascii="UD デジタル 教科書体 NK-R" w:hAnsi="UD デジタル 教科書体 NK-R" w:eastAsia="UD デジタル 教科書体 NK-R"/>
                 <w:b w:val="0"/>
-                <w:sz w:val="17"/>
+                <w:sz w:val="19"/>
               </w:rPr>
               <w:t>5</w:t>
             </w:r>
@@ -565,13 +565,13 @@
           </w:tcPr>
           <w:p>
             <w:pPr>
-              <w:spacing w:after="0" w:line="220" w:lineRule="exact"/>
+              <w:spacing w:after="0" w:line="229" w:lineRule="exact"/>
             </w:pPr>
             <w:r>
               <w:rPr>
-                <w:rFonts w:ascii="BIZ UDPゴシック" w:hAnsi="BIZ UDPゴシック" w:eastAsia="BIZ UDPゴシック"/>
+                <w:rFonts w:ascii="UD デジタル 教科書体 NK-R" w:hAnsi="UD デジタル 教科書体 NK-R" w:eastAsia="UD デジタル 教科書体 NK-R"/>
                 <w:b w:val="0"/>
-                <w:sz w:val="17"/>
+                <w:sz w:val="19"/>
               </w:rPr>
               <w:t>未達成</w:t>
             </w:r>
@@ -589,14 +589,14 @@
           </w:tcPr>
           <w:p>
             <w:pPr>
-              <w:spacing w:after="0" w:line="220" w:lineRule="exact"/>
+              <w:spacing w:after="0" w:line="229" w:lineRule="exact"/>
               <w:jc w:val="center"/>
             </w:pPr>
             <w:r>
               <w:rPr>
-                <w:rFonts w:ascii="BIZ UDPゴシック" w:hAnsi="BIZ UDPゴシック" w:eastAsia="BIZ UDPゴシック"/>
+                <w:rFonts w:ascii="UD デジタル 教科書体 NK-R" w:hAnsi="UD デジタル 教科書体 NK-R" w:eastAsia="UD デジタル 教科書体 NK-R"/>
                 <w:b w:val="0"/>
-                <w:sz w:val="17"/>
+                <w:sz w:val="19"/>
               </w:rPr>
               <w:t>4</w:t>
             </w:r>
@@ -614,13 +614,13 @@
           </w:tcPr>
           <w:p>
             <w:pPr>
-              <w:spacing w:after="0" w:line="220" w:lineRule="exact"/>
+              <w:spacing w:after="0" w:line="229" w:lineRule="exact"/>
             </w:pPr>
             <w:r>
               <w:rPr>
-                <w:rFonts w:ascii="BIZ UDPゴシック" w:hAnsi="BIZ UDPゴシック" w:eastAsia="BIZ UDPゴシック"/>
+                <w:rFonts w:ascii="UD デジタル 教科書体 NK-R" w:hAnsi="UD デジタル 教科書体 NK-R" w:eastAsia="UD デジタル 教科書体 NK-R"/>
                 <w:b w:val="0"/>
-                <w:sz w:val="17"/>
+                <w:sz w:val="19"/>
               </w:rPr>
               <w:t>強化</w:t>
             </w:r>
@@ -638,14 +638,14 @@
           </w:tcPr>
           <w:p>
             <w:pPr>
-              <w:spacing w:after="0" w:line="220" w:lineRule="exact"/>
+              <w:spacing w:after="0" w:line="229" w:lineRule="exact"/>
               <w:jc w:val="center"/>
             </w:pPr>
             <w:r>
               <w:rPr>
-                <w:rFonts w:ascii="BIZ UDPゴシック" w:hAnsi="BIZ UDPゴシック" w:eastAsia="BIZ UDPゴシック"/>
+                <w:rFonts w:ascii="UD デジタル 教科書体 NK-R" w:hAnsi="UD デジタル 教科書体 NK-R" w:eastAsia="UD デジタル 教科書体 NK-R"/>
                 <w:b w:val="0"/>
-                <w:sz w:val="17"/>
+                <w:sz w:val="19"/>
               </w:rPr>
               <w:t>2</w:t>
             </w:r>
@@ -665,13 +665,13 @@
           </w:tcPr>
           <w:p>
             <w:pPr>
-              <w:spacing w:after="0" w:line="220" w:lineRule="exact"/>
+              <w:spacing w:after="0" w:line="229" w:lineRule="exact"/>
             </w:pPr>
             <w:r>
               <w:rPr>
-                <w:rFonts w:ascii="BIZ UDPゴシック" w:hAnsi="BIZ UDPゴシック" w:eastAsia="BIZ UDPゴシック"/>
+                <w:rFonts w:ascii="UD デジタル 教科書体 NK-R" w:hAnsi="UD デジタル 教科書体 NK-R" w:eastAsia="UD デジタル 教科書体 NK-R"/>
                 <w:b w:val="0"/>
-                <w:sz w:val="17"/>
+                <w:sz w:val="19"/>
               </w:rPr>
               <w:t>一部達成</w:t>
             </w:r>
@@ -689,14 +689,14 @@
           </w:tcPr>
           <w:p>
             <w:pPr>
-              <w:spacing w:after="0" w:line="220" w:lineRule="exact"/>
+              <w:spacing w:after="0" w:line="229" w:lineRule="exact"/>
               <w:jc w:val="center"/>
             </w:pPr>
             <w:r>
               <w:rPr>
-                <w:rFonts w:ascii="BIZ UDPゴシック" w:hAnsi="BIZ UDPゴシック" w:eastAsia="BIZ UDPゴシック"/>
+                <w:rFonts w:ascii="UD デジタル 教科書体 NK-R" w:hAnsi="UD デジタル 教科書体 NK-R" w:eastAsia="UD デジタル 教科書体 NK-R"/>
                 <w:b w:val="0"/>
-                <w:sz w:val="17"/>
+                <w:sz w:val="19"/>
               </w:rPr>
               <w:t>1</w:t>
             </w:r>
@@ -714,13 +714,13 @@
           </w:tcPr>
           <w:p>
             <w:pPr>
-              <w:spacing w:after="0" w:line="220" w:lineRule="exact"/>
+              <w:spacing w:after="0" w:line="229" w:lineRule="exact"/>
             </w:pPr>
             <w:r>
               <w:rPr>
-                <w:rFonts w:ascii="BIZ UDPゴシック" w:hAnsi="BIZ UDPゴシック" w:eastAsia="BIZ UDPゴシック"/>
+                <w:rFonts w:ascii="UD デジタル 教科書体 NK-R" w:hAnsi="UD デジタル 教科書体 NK-R" w:eastAsia="UD デジタル 教科書体 NK-R"/>
                 <w:b w:val="0"/>
-                <w:sz w:val="17"/>
+                <w:sz w:val="19"/>
               </w:rPr>
               <w:t>見直し</w:t>
             </w:r>
@@ -738,14 +738,14 @@
           </w:tcPr>
           <w:p>
             <w:pPr>
-              <w:spacing w:after="0" w:line="220" w:lineRule="exact"/>
+              <w:spacing w:after="0" w:line="229" w:lineRule="exact"/>
               <w:jc w:val="center"/>
             </w:pPr>
             <w:r>
               <w:rPr>
-                <w:rFonts w:ascii="BIZ UDPゴシック" w:hAnsi="BIZ UDPゴシック" w:eastAsia="BIZ UDPゴシック"/>
+                <w:rFonts w:ascii="UD デジタル 教科書体 NK-R" w:hAnsi="UD デジタル 教科書体 NK-R" w:eastAsia="UD デジタル 教科書体 NK-R"/>
                 <w:b w:val="0"/>
-                <w:sz w:val="17"/>
+                <w:sz w:val="19"/>
               </w:rPr>
               <w:t>7</w:t>
             </w:r>
@@ -760,13 +760,13 @@
     </w:p>
     <w:p>
       <w:pPr>
-        <w:spacing w:before="0" w:after="40" w:line="240" w:lineRule="exact"/>
+        <w:spacing w:before="0" w:after="40" w:line="270" w:lineRule="exact"/>
       </w:pPr>
       <w:r>
         <w:rPr>
-          <w:rFonts w:ascii="BIZ UDPゴシック" w:hAnsi="BIZ UDPゴシック" w:eastAsia="BIZ UDPゴシック"/>
+          <w:rFonts w:ascii="UD デジタル 教科書体 NK-R" w:hAnsi="UD デジタル 教科書体 NK-R" w:eastAsia="UD デジタル 教科書体 NK-R"/>
           <w:b w:val="0"/>
-          <w:sz w:val="17"/>
+          <w:sz w:val="19"/>
         </w:rPr>
         <w:t>「達成」としたものも、数値の達成と課題の解決は別です。例えば地域生活支援拠点等は１カ所の設置、コーディネーターは１人の配置をいずれも達成していますが、緊急時に実際に受け入れた件数は記録されていません。第８期では、設置や配置の数ではなく機能の実績で測ります。未達成となった精神科病院からの退院（計画１人・実績０人）は、第８期では具体の方を定めて支援します。</w:t>
       </w:r>
@@ -794,7 +794,7 @@
         <w:tc>
           <w:tcPr>
             <w:tcW w:type="dxa" w:w="10205"/>
-            <w:shd w:val="clear" w:color="auto" w:fill="1F3864"/>
+            <w:shd w:val="clear" w:color="auto" w:fill="275317"/>
             <w:tcMar>
               <w:top w:w="50" w:type="dxa"/>
               <w:left w:w="110" w:type="dxa"/>
@@ -808,7 +808,7 @@
             </w:pPr>
             <w:r>
               <w:rPr>
-                <w:rFonts w:ascii="BIZ UDPゴシック" w:hAnsi="BIZ UDPゴシック" w:eastAsia="BIZ UDPゴシック"/>
+                <w:rFonts w:ascii="UD デジタル 教科書体 NK-B" w:hAnsi="UD デジタル 教科書体 NK-B" w:eastAsia="UD デジタル 教科書体 NK-B"/>
                 <w:b/>
                 <w:color w:val="FFFFFF"/>
                 <w:sz w:val="23"/>
@@ -826,13 +826,13 @@
     </w:p>
     <w:p>
       <w:pPr>
-        <w:spacing w:before="0" w:after="40" w:line="240" w:lineRule="exact"/>
+        <w:spacing w:before="0" w:after="40" w:line="270" w:lineRule="exact"/>
       </w:pPr>
       <w:r>
         <w:rPr>
-          <w:rFonts w:ascii="BIZ UDPゴシック" w:hAnsi="BIZ UDPゴシック" w:eastAsia="BIZ UDPゴシック"/>
+          <w:rFonts w:ascii="UD デジタル 教科書体 NK-R" w:hAnsi="UD デジタル 教科書体 NK-R" w:eastAsia="UD デジタル 教科書体 NK-R"/>
           <w:b w:val="0"/>
-          <w:sz w:val="17"/>
+          <w:sz w:val="19"/>
         </w:rPr>
         <w:t>主なサービス13区分を六つの区分に分けました。概ね妥当が6件、潜在需要ありが4件、把握不足が3件です。</w:t>
       </w:r>
@@ -868,16 +868,16 @@
               <w:bottom w:w="30" w:type="dxa"/>
               <w:right w:w="80" w:type="dxa"/>
             </w:tcMar>
-            <w:shd w:val="clear" w:color="auto" w:fill="1F3864"/>
+            <w:shd w:val="clear" w:color="auto" w:fill="275317"/>
           </w:tcPr>
           <w:p>
             <w:pPr>
-              <w:spacing w:after="0" w:line="220" w:lineRule="exact"/>
+              <w:spacing w:after="0" w:line="229" w:lineRule="exact"/>
               <w:jc w:val="center"/>
             </w:pPr>
             <w:r>
               <w:rPr>
-                <w:rFonts w:ascii="BIZ UDPゴシック" w:hAnsi="BIZ UDPゴシック" w:eastAsia="BIZ UDPゴシック"/>
+                <w:rFonts w:ascii="UD デジタル 教科書体 NK-B" w:hAnsi="UD デジタル 教科書体 NK-B" w:eastAsia="UD デジタル 教科書体 NK-B"/>
                 <w:b/>
                 <w:color w:val="FFFFFF"/>
                 <w:sz w:val="16"/>
@@ -895,16 +895,16 @@
               <w:bottom w:w="30" w:type="dxa"/>
               <w:right w:w="80" w:type="dxa"/>
             </w:tcMar>
-            <w:shd w:val="clear" w:color="auto" w:fill="1F3864"/>
+            <w:shd w:val="clear" w:color="auto" w:fill="275317"/>
           </w:tcPr>
           <w:p>
             <w:pPr>
-              <w:spacing w:after="0" w:line="220" w:lineRule="exact"/>
+              <w:spacing w:after="0" w:line="229" w:lineRule="exact"/>
               <w:jc w:val="center"/>
             </w:pPr>
             <w:r>
               <w:rPr>
-                <w:rFonts w:ascii="BIZ UDPゴシック" w:hAnsi="BIZ UDPゴシック" w:eastAsia="BIZ UDPゴシック"/>
+                <w:rFonts w:ascii="UD デジタル 教科書体 NK-B" w:hAnsi="UD デジタル 教科書体 NK-B" w:eastAsia="UD デジタル 教科書体 NK-B"/>
                 <w:b/>
                 <w:color w:val="FFFFFF"/>
                 <w:sz w:val="16"/>
@@ -922,16 +922,16 @@
               <w:bottom w:w="30" w:type="dxa"/>
               <w:right w:w="80" w:type="dxa"/>
             </w:tcMar>
-            <w:shd w:val="clear" w:color="auto" w:fill="1F3864"/>
+            <w:shd w:val="clear" w:color="auto" w:fill="275317"/>
           </w:tcPr>
           <w:p>
             <w:pPr>
-              <w:spacing w:after="0" w:line="220" w:lineRule="exact"/>
+              <w:spacing w:after="0" w:line="229" w:lineRule="exact"/>
               <w:jc w:val="center"/>
             </w:pPr>
             <w:r>
               <w:rPr>
-                <w:rFonts w:ascii="BIZ UDPゴシック" w:hAnsi="BIZ UDPゴシック" w:eastAsia="BIZ UDPゴシック"/>
+                <w:rFonts w:ascii="UD デジタル 教科書体 NK-B" w:hAnsi="UD デジタル 教科書体 NK-B" w:eastAsia="UD デジタル 教科書体 NK-B"/>
                 <w:b/>
                 <w:color w:val="FFFFFF"/>
                 <w:sz w:val="16"/>
@@ -954,11 +954,11 @@
           </w:tcPr>
           <w:p>
             <w:pPr>
-              <w:spacing w:after="0" w:line="220" w:lineRule="exact"/>
+              <w:spacing w:after="0" w:line="229" w:lineRule="exact"/>
             </w:pPr>
             <w:r>
               <w:rPr>
-                <w:rFonts w:ascii="BIZ UDPゴシック" w:hAnsi="BIZ UDPゴシック" w:eastAsia="BIZ UDPゴシック"/>
+                <w:rFonts w:ascii="UD デジタル 教科書体 NK-R" w:hAnsi="UD デジタル 教科書体 NK-R" w:eastAsia="UD デジタル 教科書体 NK-R"/>
                 <w:b w:val="0"/>
                 <w:sz w:val="16"/>
               </w:rPr>
@@ -978,11 +978,11 @@
           </w:tcPr>
           <w:p>
             <w:pPr>
-              <w:spacing w:after="0" w:line="220" w:lineRule="exact"/>
+              <w:spacing w:after="0" w:line="229" w:lineRule="exact"/>
             </w:pPr>
             <w:r>
               <w:rPr>
-                <w:rFonts w:ascii="BIZ UDPゴシック" w:hAnsi="BIZ UDPゴシック" w:eastAsia="BIZ UDPゴシック"/>
+                <w:rFonts w:ascii="UD デジタル 教科書体 NK-R" w:hAnsi="UD デジタル 教科書体 NK-R" w:eastAsia="UD デジタル 教科書体 NK-R"/>
                 <w:b w:val="0"/>
                 <w:sz w:val="16"/>
               </w:rPr>
@@ -1002,12 +1002,12 @@
           </w:tcPr>
           <w:p>
             <w:pPr>
-              <w:spacing w:after="0" w:line="220" w:lineRule="exact"/>
+              <w:spacing w:after="0" w:line="229" w:lineRule="exact"/>
               <w:jc w:val="center"/>
             </w:pPr>
             <w:r>
               <w:rPr>
-                <w:rFonts w:ascii="BIZ UDPゴシック" w:hAnsi="BIZ UDPゴシック" w:eastAsia="BIZ UDPゴシック"/>
+                <w:rFonts w:ascii="UD デジタル 教科書体 NK-R" w:hAnsi="UD デジタル 教科書体 NK-R" w:eastAsia="UD デジタル 教科書体 NK-R"/>
                 <w:b w:val="0"/>
                 <w:sz w:val="16"/>
               </w:rPr>
@@ -1029,11 +1029,11 @@
           </w:tcPr>
           <w:p>
             <w:pPr>
-              <w:spacing w:after="0" w:line="220" w:lineRule="exact"/>
+              <w:spacing w:after="0" w:line="229" w:lineRule="exact"/>
             </w:pPr>
             <w:r>
               <w:rPr>
-                <w:rFonts w:ascii="BIZ UDPゴシック" w:hAnsi="BIZ UDPゴシック" w:eastAsia="BIZ UDPゴシック"/>
+                <w:rFonts w:ascii="UD デジタル 教科書体 NK-R" w:hAnsi="UD デジタル 教科書体 NK-R" w:eastAsia="UD デジタル 教科書体 NK-R"/>
                 <w:b w:val="0"/>
                 <w:sz w:val="16"/>
               </w:rPr>
@@ -1053,11 +1053,11 @@
           </w:tcPr>
           <w:p>
             <w:pPr>
-              <w:spacing w:after="0" w:line="220" w:lineRule="exact"/>
+              <w:spacing w:after="0" w:line="229" w:lineRule="exact"/>
             </w:pPr>
             <w:r>
               <w:rPr>
-                <w:rFonts w:ascii="BIZ UDPゴシック" w:hAnsi="BIZ UDPゴシック" w:eastAsia="BIZ UDPゴシック"/>
+                <w:rFonts w:ascii="UD デジタル 教科書体 NK-R" w:hAnsi="UD デジタル 教科書体 NK-R" w:eastAsia="UD デジタル 教科書体 NK-R"/>
                 <w:b w:val="0"/>
                 <w:sz w:val="16"/>
               </w:rPr>
@@ -1077,12 +1077,12 @@
           </w:tcPr>
           <w:p>
             <w:pPr>
-              <w:spacing w:after="0" w:line="220" w:lineRule="exact"/>
+              <w:spacing w:after="0" w:line="229" w:lineRule="exact"/>
               <w:jc w:val="center"/>
             </w:pPr>
             <w:r>
               <w:rPr>
-                <w:rFonts w:ascii="BIZ UDPゴシック" w:hAnsi="BIZ UDPゴシック" w:eastAsia="BIZ UDPゴシック"/>
+                <w:rFonts w:ascii="UD デジタル 教科書体 NK-R" w:hAnsi="UD デジタル 教科書体 NK-R" w:eastAsia="UD デジタル 教科書体 NK-R"/>
                 <w:b w:val="0"/>
                 <w:sz w:val="16"/>
               </w:rPr>
@@ -1104,11 +1104,11 @@
           </w:tcPr>
           <w:p>
             <w:pPr>
-              <w:spacing w:after="0" w:line="220" w:lineRule="exact"/>
+              <w:spacing w:after="0" w:line="229" w:lineRule="exact"/>
             </w:pPr>
             <w:r>
               <w:rPr>
-                <w:rFonts w:ascii="BIZ UDPゴシック" w:hAnsi="BIZ UDPゴシック" w:eastAsia="BIZ UDPゴシック"/>
+                <w:rFonts w:ascii="UD デジタル 教科書体 NK-R" w:hAnsi="UD デジタル 教科書体 NK-R" w:eastAsia="UD デジタル 教科書体 NK-R"/>
                 <w:b w:val="0"/>
                 <w:sz w:val="16"/>
               </w:rPr>
@@ -1128,11 +1128,11 @@
           </w:tcPr>
           <w:p>
             <w:pPr>
-              <w:spacing w:after="0" w:line="220" w:lineRule="exact"/>
+              <w:spacing w:after="0" w:line="229" w:lineRule="exact"/>
             </w:pPr>
             <w:r>
               <w:rPr>
-                <w:rFonts w:ascii="BIZ UDPゴシック" w:hAnsi="BIZ UDPゴシック" w:eastAsia="BIZ UDPゴシック"/>
+                <w:rFonts w:ascii="UD デジタル 教科書体 NK-R" w:hAnsi="UD デジタル 教科書体 NK-R" w:eastAsia="UD デジタル 教科書体 NK-R"/>
                 <w:b w:val="0"/>
                 <w:sz w:val="16"/>
               </w:rPr>
@@ -1152,12 +1152,12 @@
           </w:tcPr>
           <w:p>
             <w:pPr>
-              <w:spacing w:after="0" w:line="220" w:lineRule="exact"/>
+              <w:spacing w:after="0" w:line="229" w:lineRule="exact"/>
               <w:jc w:val="center"/>
             </w:pPr>
             <w:r>
               <w:rPr>
-                <w:rFonts w:ascii="BIZ UDPゴシック" w:hAnsi="BIZ UDPゴシック" w:eastAsia="BIZ UDPゴシック"/>
+                <w:rFonts w:ascii="UD デジタル 教科書体 NK-R" w:hAnsi="UD デジタル 教科書体 NK-R" w:eastAsia="UD デジタル 教科書体 NK-R"/>
                 <w:b w:val="0"/>
                 <w:sz w:val="16"/>
               </w:rPr>
@@ -1179,11 +1179,11 @@
           </w:tcPr>
           <w:p>
             <w:pPr>
-              <w:spacing w:after="0" w:line="220" w:lineRule="exact"/>
+              <w:spacing w:after="0" w:line="229" w:lineRule="exact"/>
             </w:pPr>
             <w:r>
               <w:rPr>
-                <w:rFonts w:ascii="BIZ UDPゴシック" w:hAnsi="BIZ UDPゴシック" w:eastAsia="BIZ UDPゴシック"/>
+                <w:rFonts w:ascii="UD デジタル 教科書体 NK-R" w:hAnsi="UD デジタル 教科書体 NK-R" w:eastAsia="UD デジタル 教科書体 NK-R"/>
                 <w:b w:val="0"/>
                 <w:sz w:val="16"/>
               </w:rPr>
@@ -1203,11 +1203,11 @@
           </w:tcPr>
           <w:p>
             <w:pPr>
-              <w:spacing w:after="0" w:line="220" w:lineRule="exact"/>
+              <w:spacing w:after="0" w:line="229" w:lineRule="exact"/>
             </w:pPr>
             <w:r>
               <w:rPr>
-                <w:rFonts w:ascii="BIZ UDPゴシック" w:hAnsi="BIZ UDPゴシック" w:eastAsia="BIZ UDPゴシック"/>
+                <w:rFonts w:ascii="UD デジタル 教科書体 NK-R" w:hAnsi="UD デジタル 教科書体 NK-R" w:eastAsia="UD デジタル 教科書体 NK-R"/>
                 <w:b w:val="0"/>
                 <w:sz w:val="16"/>
               </w:rPr>
@@ -1227,12 +1227,12 @@
           </w:tcPr>
           <w:p>
             <w:pPr>
-              <w:spacing w:after="0" w:line="220" w:lineRule="exact"/>
+              <w:spacing w:after="0" w:line="229" w:lineRule="exact"/>
               <w:jc w:val="center"/>
             </w:pPr>
             <w:r>
               <w:rPr>
-                <w:rFonts w:ascii="BIZ UDPゴシック" w:hAnsi="BIZ UDPゴシック" w:eastAsia="BIZ UDPゴシック"/>
+                <w:rFonts w:ascii="UD デジタル 教科書体 NK-R" w:hAnsi="UD デジタル 教科書体 NK-R" w:eastAsia="UD デジタル 教科書体 NK-R"/>
                 <w:b w:val="0"/>
                 <w:sz w:val="16"/>
               </w:rPr>
@@ -1254,11 +1254,11 @@
           </w:tcPr>
           <w:p>
             <w:pPr>
-              <w:spacing w:after="0" w:line="220" w:lineRule="exact"/>
+              <w:spacing w:after="0" w:line="229" w:lineRule="exact"/>
             </w:pPr>
             <w:r>
               <w:rPr>
-                <w:rFonts w:ascii="BIZ UDPゴシック" w:hAnsi="BIZ UDPゴシック" w:eastAsia="BIZ UDPゴシック"/>
+                <w:rFonts w:ascii="UD デジタル 教科書体 NK-R" w:hAnsi="UD デジタル 教科書体 NK-R" w:eastAsia="UD デジタル 教科書体 NK-R"/>
                 <w:b w:val="0"/>
                 <w:sz w:val="16"/>
               </w:rPr>
@@ -1278,11 +1278,11 @@
           </w:tcPr>
           <w:p>
             <w:pPr>
-              <w:spacing w:after="0" w:line="220" w:lineRule="exact"/>
+              <w:spacing w:after="0" w:line="229" w:lineRule="exact"/>
             </w:pPr>
             <w:r>
               <w:rPr>
-                <w:rFonts w:ascii="BIZ UDPゴシック" w:hAnsi="BIZ UDPゴシック" w:eastAsia="BIZ UDPゴシック"/>
+                <w:rFonts w:ascii="UD デジタル 教科書体 NK-R" w:hAnsi="UD デジタル 教科書体 NK-R" w:eastAsia="UD デジタル 教科書体 NK-R"/>
                 <w:b w:val="0"/>
                 <w:sz w:val="16"/>
               </w:rPr>
@@ -1302,12 +1302,12 @@
           </w:tcPr>
           <w:p>
             <w:pPr>
-              <w:spacing w:after="0" w:line="220" w:lineRule="exact"/>
+              <w:spacing w:after="0" w:line="229" w:lineRule="exact"/>
               <w:jc w:val="center"/>
             </w:pPr>
             <w:r>
               <w:rPr>
-                <w:rFonts w:ascii="BIZ UDPゴシック" w:hAnsi="BIZ UDPゴシック" w:eastAsia="BIZ UDPゴシック"/>
+                <w:rFonts w:ascii="UD デジタル 教科書体 NK-R" w:hAnsi="UD デジタル 教科書体 NK-R" w:eastAsia="UD デジタル 教科書体 NK-R"/>
                 <w:b w:val="0"/>
                 <w:sz w:val="16"/>
               </w:rPr>
@@ -1329,11 +1329,11 @@
           </w:tcPr>
           <w:p>
             <w:pPr>
-              <w:spacing w:after="0" w:line="220" w:lineRule="exact"/>
+              <w:spacing w:after="0" w:line="229" w:lineRule="exact"/>
             </w:pPr>
             <w:r>
               <w:rPr>
-                <w:rFonts w:ascii="BIZ UDPゴシック" w:hAnsi="BIZ UDPゴシック" w:eastAsia="BIZ UDPゴシック"/>
+                <w:rFonts w:ascii="UD デジタル 教科書体 NK-R" w:hAnsi="UD デジタル 教科書体 NK-R" w:eastAsia="UD デジタル 教科書体 NK-R"/>
                 <w:b w:val="0"/>
                 <w:sz w:val="16"/>
               </w:rPr>
@@ -1353,11 +1353,11 @@
           </w:tcPr>
           <w:p>
             <w:pPr>
-              <w:spacing w:after="0" w:line="220" w:lineRule="exact"/>
+              <w:spacing w:after="0" w:line="229" w:lineRule="exact"/>
             </w:pPr>
             <w:r>
               <w:rPr>
-                <w:rFonts w:ascii="BIZ UDPゴシック" w:hAnsi="BIZ UDPゴシック" w:eastAsia="BIZ UDPゴシック"/>
+                <w:rFonts w:ascii="UD デジタル 教科書体 NK-R" w:hAnsi="UD デジタル 教科書体 NK-R" w:eastAsia="UD デジタル 教科書体 NK-R"/>
                 <w:b w:val="0"/>
                 <w:sz w:val="16"/>
               </w:rPr>
@@ -1377,12 +1377,12 @@
           </w:tcPr>
           <w:p>
             <w:pPr>
-              <w:spacing w:after="0" w:line="220" w:lineRule="exact"/>
+              <w:spacing w:after="0" w:line="229" w:lineRule="exact"/>
               <w:jc w:val="center"/>
             </w:pPr>
             <w:r>
               <w:rPr>
-                <w:rFonts w:ascii="BIZ UDPゴシック" w:hAnsi="BIZ UDPゴシック" w:eastAsia="BIZ UDPゴシック"/>
+                <w:rFonts w:ascii="UD デジタル 教科書体 NK-R" w:hAnsi="UD デジタル 教科書体 NK-R" w:eastAsia="UD デジタル 教科書体 NK-R"/>
                 <w:b w:val="0"/>
                 <w:sz w:val="16"/>
               </w:rPr>
@@ -1399,28 +1399,15 @@
     </w:p>
     <w:p>
       <w:pPr>
-        <w:spacing w:before="0" w:after="40" w:line="240" w:lineRule="exact"/>
+        <w:spacing w:before="0" w:after="40" w:line="270" w:lineRule="exact"/>
       </w:pPr>
       <w:r>
         <w:rPr>
-          <w:rFonts w:ascii="BIZ UDPゴシック" w:hAnsi="BIZ UDPゴシック" w:eastAsia="BIZ UDPゴシック"/>
+          <w:rFonts w:ascii="UD デジタル 教科書体 NK-R" w:hAnsi="UD デジタル 教科書体 NK-R" w:eastAsia="UD デジタル 教科書体 NK-R"/>
           <w:b w:val="0"/>
-          <w:sz w:val="17"/>
+          <w:sz w:val="19"/>
         </w:rPr>
         <w:t>居宅介護、生活介護、就労継続支援Ｂ型、共同生活援助、施設入所支援、計画相談支援は概ね見込みどおりでした。一方、移動支援、短期入所、訪問系サービス（重度訪問介護・同行援護・行動援護）は実績が０ですが、アンケート調査で外出・緊急時の受入れのニーズが確かめられています。実績が０であることをニーズが０と読まず、第８期では利用がない理由まで確かめます。</w:t>
-      </w:r>
-    </w:p>
-    <w:p>
-      <w:pPr>
-        <w:spacing w:after="0" w:line="20" w:lineRule="exact"/>
-      </w:pPr>
-      <w:r>
-        <w:rPr>
-          <w:rFonts w:ascii="BIZ UDPゴシック" w:hAnsi="BIZ UDPゴシック" w:eastAsia="BIZ UDPゴシック"/>
-          <w:b w:val="0"/>
-          <w:sz w:val="2"/>
-        </w:rPr>
-        <w:br w:type="page"/>
       </w:r>
     </w:p>
     <w:tbl>
@@ -1446,7 +1433,7 @@
         <w:tc>
           <w:tcPr>
             <w:tcW w:type="dxa" w:w="10205"/>
-            <w:shd w:val="clear" w:color="auto" w:fill="1F3864"/>
+            <w:shd w:val="clear" w:color="auto" w:fill="275317"/>
             <w:tcMar>
               <w:top w:w="50" w:type="dxa"/>
               <w:left w:w="110" w:type="dxa"/>
@@ -1460,7 +1447,7 @@
             </w:pPr>
             <w:r>
               <w:rPr>
-                <w:rFonts w:ascii="BIZ UDPゴシック" w:hAnsi="BIZ UDPゴシック" w:eastAsia="BIZ UDPゴシック"/>
+                <w:rFonts w:ascii="UD デジタル 教科書体 NK-B" w:hAnsi="UD デジタル 教科書体 NK-B" w:eastAsia="UD デジタル 教科書体 NK-B"/>
                 <w:b/>
                 <w:color w:val="FFFFFF"/>
                 <w:sz w:val="23"/>
@@ -1473,18 +1460,31 @@
     </w:tbl>
     <w:p>
       <w:pPr>
+        <w:spacing w:after="0" w:line="20" w:lineRule="exact"/>
+      </w:pPr>
+      <w:r>
+        <w:rPr>
+          <w:rFonts w:ascii="UD デジタル 教科書体 NK-R" w:hAnsi="UD デジタル 教科書体 NK-R" w:eastAsia="UD デジタル 教科書体 NK-R"/>
+          <w:b w:val="0"/>
+          <w:sz w:val="2"/>
+        </w:rPr>
+        <w:br w:type="page"/>
+      </w:r>
+    </w:p>
+    <w:p>
+      <w:pPr>
         <w:spacing w:before="0" w:after="0" w:line="100" w:lineRule="exact"/>
       </w:pPr>
     </w:p>
     <w:p>
       <w:pPr>
-        <w:spacing w:before="0" w:after="40" w:line="240" w:lineRule="exact"/>
+        <w:spacing w:before="0" w:after="40" w:line="270" w:lineRule="exact"/>
       </w:pPr>
       <w:r>
         <w:rPr>
-          <w:rFonts w:ascii="BIZ UDPゴシック" w:hAnsi="BIZ UDPゴシック" w:eastAsia="BIZ UDPゴシック"/>
+          <w:rFonts w:ascii="UD デジタル 教科書体 NK-R" w:hAnsi="UD デジタル 教科書体 NK-R" w:eastAsia="UD デジタル 教科書体 NK-R"/>
           <w:b w:val="0"/>
-          <w:sz w:val="17"/>
+          <w:sz w:val="19"/>
         </w:rPr>
         <w:t>施策は10分野について、本村で実施しているかどうかではなく、住民の必要が充たされているかどうかで評価しました。村内に事業所がないサービスは、圏域で対応できていれば課題として扱いません。</w:t>
       </w:r>
@@ -1520,16 +1520,16 @@
               <w:bottom w:w="30" w:type="dxa"/>
               <w:right w:w="80" w:type="dxa"/>
             </w:tcMar>
-            <w:shd w:val="clear" w:color="auto" w:fill="1F3864"/>
+            <w:shd w:val="clear" w:color="auto" w:fill="275317"/>
           </w:tcPr>
           <w:p>
             <w:pPr>
-              <w:spacing w:after="0" w:line="220" w:lineRule="exact"/>
+              <w:spacing w:after="0" w:line="229" w:lineRule="exact"/>
               <w:jc w:val="center"/>
             </w:pPr>
             <w:r>
               <w:rPr>
-                <w:rFonts w:ascii="BIZ UDPゴシック" w:hAnsi="BIZ UDPゴシック" w:eastAsia="BIZ UDPゴシック"/>
+                <w:rFonts w:ascii="UD デジタル 教科書体 NK-B" w:hAnsi="UD デジタル 教科書体 NK-B" w:eastAsia="UD デジタル 教科書体 NK-B"/>
                 <w:b/>
                 <w:color w:val="FFFFFF"/>
                 <w:sz w:val="16"/>
@@ -1547,16 +1547,16 @@
               <w:bottom w:w="30" w:type="dxa"/>
               <w:right w:w="80" w:type="dxa"/>
             </w:tcMar>
-            <w:shd w:val="clear" w:color="auto" w:fill="1F3864"/>
+            <w:shd w:val="clear" w:color="auto" w:fill="275317"/>
           </w:tcPr>
           <w:p>
             <w:pPr>
-              <w:spacing w:after="0" w:line="220" w:lineRule="exact"/>
+              <w:spacing w:after="0" w:line="229" w:lineRule="exact"/>
               <w:jc w:val="center"/>
             </w:pPr>
             <w:r>
               <w:rPr>
-                <w:rFonts w:ascii="BIZ UDPゴシック" w:hAnsi="BIZ UDPゴシック" w:eastAsia="BIZ UDPゴシック"/>
+                <w:rFonts w:ascii="UD デジタル 教科書体 NK-B" w:hAnsi="UD デジタル 教科書体 NK-B" w:eastAsia="UD デジタル 教科書体 NK-B"/>
                 <w:b/>
                 <w:color w:val="FFFFFF"/>
                 <w:sz w:val="16"/>
@@ -1574,16 +1574,16 @@
               <w:bottom w:w="30" w:type="dxa"/>
               <w:right w:w="80" w:type="dxa"/>
             </w:tcMar>
-            <w:shd w:val="clear" w:color="auto" w:fill="1F3864"/>
+            <w:shd w:val="clear" w:color="auto" w:fill="275317"/>
           </w:tcPr>
           <w:p>
             <w:pPr>
-              <w:spacing w:after="0" w:line="220" w:lineRule="exact"/>
+              <w:spacing w:after="0" w:line="229" w:lineRule="exact"/>
               <w:jc w:val="center"/>
             </w:pPr>
             <w:r>
               <w:rPr>
-                <w:rFonts w:ascii="BIZ UDPゴシック" w:hAnsi="BIZ UDPゴシック" w:eastAsia="BIZ UDPゴシック"/>
+                <w:rFonts w:ascii="UD デジタル 教科書体 NK-B" w:hAnsi="UD デジタル 教科書体 NK-B" w:eastAsia="UD デジタル 教科書体 NK-B"/>
                 <w:b/>
                 <w:color w:val="FFFFFF"/>
                 <w:sz w:val="16"/>
@@ -1606,11 +1606,11 @@
           </w:tcPr>
           <w:p>
             <w:pPr>
-              <w:spacing w:after="0" w:line="220" w:lineRule="exact"/>
+              <w:spacing w:after="0" w:line="229" w:lineRule="exact"/>
             </w:pPr>
             <w:r>
               <w:rPr>
-                <w:rFonts w:ascii="BIZ UDPゴシック" w:hAnsi="BIZ UDPゴシック" w:eastAsia="BIZ UDPゴシック"/>
+                <w:rFonts w:ascii="UD デジタル 教科書体 NK-R" w:hAnsi="UD デジタル 教科書体 NK-R" w:eastAsia="UD デジタル 教科書体 NK-R"/>
                 <w:b w:val="0"/>
                 <w:sz w:val="16"/>
               </w:rPr>
@@ -1630,11 +1630,11 @@
           </w:tcPr>
           <w:p>
             <w:pPr>
-              <w:spacing w:after="0" w:line="220" w:lineRule="exact"/>
+              <w:spacing w:after="0" w:line="229" w:lineRule="exact"/>
             </w:pPr>
             <w:r>
               <w:rPr>
-                <w:rFonts w:ascii="BIZ UDPゴシック" w:hAnsi="BIZ UDPゴシック" w:eastAsia="BIZ UDPゴシック"/>
+                <w:rFonts w:ascii="UD デジタル 教科書体 NK-R" w:hAnsi="UD デジタル 教科書体 NK-R" w:eastAsia="UD デジタル 教科書体 NK-R"/>
                 <w:b w:val="0"/>
                 <w:sz w:val="16"/>
               </w:rPr>
@@ -1654,12 +1654,12 @@
           </w:tcPr>
           <w:p>
             <w:pPr>
-              <w:spacing w:after="0" w:line="220" w:lineRule="exact"/>
+              <w:spacing w:after="0" w:line="229" w:lineRule="exact"/>
               <w:jc w:val="center"/>
             </w:pPr>
             <w:r>
               <w:rPr>
-                <w:rFonts w:ascii="BIZ UDPゴシック" w:hAnsi="BIZ UDPゴシック" w:eastAsia="BIZ UDPゴシック"/>
+                <w:rFonts w:ascii="UD デジタル 教科書体 NK-R" w:hAnsi="UD デジタル 教科書体 NK-R" w:eastAsia="UD デジタル 教科書体 NK-R"/>
                 <w:b w:val="0"/>
                 <w:sz w:val="16"/>
               </w:rPr>
@@ -1681,11 +1681,11 @@
           </w:tcPr>
           <w:p>
             <w:pPr>
-              <w:spacing w:after="0" w:line="220" w:lineRule="exact"/>
+              <w:spacing w:after="0" w:line="229" w:lineRule="exact"/>
             </w:pPr>
             <w:r>
               <w:rPr>
-                <w:rFonts w:ascii="BIZ UDPゴシック" w:hAnsi="BIZ UDPゴシック" w:eastAsia="BIZ UDPゴシック"/>
+                <w:rFonts w:ascii="UD デジタル 教科書体 NK-R" w:hAnsi="UD デジタル 教科書体 NK-R" w:eastAsia="UD デジタル 教科書体 NK-R"/>
                 <w:b w:val="0"/>
                 <w:sz w:val="16"/>
               </w:rPr>
@@ -1705,11 +1705,11 @@
           </w:tcPr>
           <w:p>
             <w:pPr>
-              <w:spacing w:after="0" w:line="220" w:lineRule="exact"/>
+              <w:spacing w:after="0" w:line="229" w:lineRule="exact"/>
             </w:pPr>
             <w:r>
               <w:rPr>
-                <w:rFonts w:ascii="BIZ UDPゴシック" w:hAnsi="BIZ UDPゴシック" w:eastAsia="BIZ UDPゴシック"/>
+                <w:rFonts w:ascii="UD デジタル 教科書体 NK-R" w:hAnsi="UD デジタル 教科書体 NK-R" w:eastAsia="UD デジタル 教科書体 NK-R"/>
                 <w:b w:val="0"/>
                 <w:sz w:val="16"/>
               </w:rPr>
@@ -1729,12 +1729,12 @@
           </w:tcPr>
           <w:p>
             <w:pPr>
-              <w:spacing w:after="0" w:line="220" w:lineRule="exact"/>
+              <w:spacing w:after="0" w:line="229" w:lineRule="exact"/>
               <w:jc w:val="center"/>
             </w:pPr>
             <w:r>
               <w:rPr>
-                <w:rFonts w:ascii="BIZ UDPゴシック" w:hAnsi="BIZ UDPゴシック" w:eastAsia="BIZ UDPゴシック"/>
+                <w:rFonts w:ascii="UD デジタル 教科書体 NK-R" w:hAnsi="UD デジタル 教科書体 NK-R" w:eastAsia="UD デジタル 教科書体 NK-R"/>
                 <w:b w:val="0"/>
                 <w:sz w:val="16"/>
               </w:rPr>
@@ -1756,11 +1756,11 @@
           </w:tcPr>
           <w:p>
             <w:pPr>
-              <w:spacing w:after="0" w:line="220" w:lineRule="exact"/>
+              <w:spacing w:after="0" w:line="229" w:lineRule="exact"/>
             </w:pPr>
             <w:r>
               <w:rPr>
-                <w:rFonts w:ascii="BIZ UDPゴシック" w:hAnsi="BIZ UDPゴシック" w:eastAsia="BIZ UDPゴシック"/>
+                <w:rFonts w:ascii="UD デジタル 教科書体 NK-R" w:hAnsi="UD デジタル 教科書体 NK-R" w:eastAsia="UD デジタル 教科書体 NK-R"/>
                 <w:b w:val="0"/>
                 <w:sz w:val="16"/>
               </w:rPr>
@@ -1780,11 +1780,11 @@
           </w:tcPr>
           <w:p>
             <w:pPr>
-              <w:spacing w:after="0" w:line="220" w:lineRule="exact"/>
+              <w:spacing w:after="0" w:line="229" w:lineRule="exact"/>
             </w:pPr>
             <w:r>
               <w:rPr>
-                <w:rFonts w:ascii="BIZ UDPゴシック" w:hAnsi="BIZ UDPゴシック" w:eastAsia="BIZ UDPゴシック"/>
+                <w:rFonts w:ascii="UD デジタル 教科書体 NK-R" w:hAnsi="UD デジタル 教科書体 NK-R" w:eastAsia="UD デジタル 教科書体 NK-R"/>
                 <w:b w:val="0"/>
                 <w:sz w:val="16"/>
               </w:rPr>
@@ -1804,12 +1804,12 @@
           </w:tcPr>
           <w:p>
             <w:pPr>
-              <w:spacing w:after="0" w:line="220" w:lineRule="exact"/>
+              <w:spacing w:after="0" w:line="229" w:lineRule="exact"/>
               <w:jc w:val="center"/>
             </w:pPr>
             <w:r>
               <w:rPr>
-                <w:rFonts w:ascii="BIZ UDPゴシック" w:hAnsi="BIZ UDPゴシック" w:eastAsia="BIZ UDPゴシック"/>
+                <w:rFonts w:ascii="UD デジタル 教科書体 NK-R" w:hAnsi="UD デジタル 教科書体 NK-R" w:eastAsia="UD デジタル 教科書体 NK-R"/>
                 <w:b w:val="0"/>
                 <w:sz w:val="16"/>
               </w:rPr>
@@ -1831,11 +1831,11 @@
           </w:tcPr>
           <w:p>
             <w:pPr>
-              <w:spacing w:after="0" w:line="220" w:lineRule="exact"/>
+              <w:spacing w:after="0" w:line="229" w:lineRule="exact"/>
             </w:pPr>
             <w:r>
               <w:rPr>
-                <w:rFonts w:ascii="BIZ UDPゴシック" w:hAnsi="BIZ UDPゴシック" w:eastAsia="BIZ UDPゴシック"/>
+                <w:rFonts w:ascii="UD デジタル 教科書体 NK-R" w:hAnsi="UD デジタル 教科書体 NK-R" w:eastAsia="UD デジタル 教科書体 NK-R"/>
                 <w:b w:val="0"/>
                 <w:sz w:val="16"/>
               </w:rPr>
@@ -1855,11 +1855,11 @@
           </w:tcPr>
           <w:p>
             <w:pPr>
-              <w:spacing w:after="0" w:line="220" w:lineRule="exact"/>
+              <w:spacing w:after="0" w:line="229" w:lineRule="exact"/>
             </w:pPr>
             <w:r>
               <w:rPr>
-                <w:rFonts w:ascii="BIZ UDPゴシック" w:hAnsi="BIZ UDPゴシック" w:eastAsia="BIZ UDPゴシック"/>
+                <w:rFonts w:ascii="UD デジタル 教科書体 NK-R" w:hAnsi="UD デジタル 教科書体 NK-R" w:eastAsia="UD デジタル 教科書体 NK-R"/>
                 <w:b w:val="0"/>
                 <w:sz w:val="16"/>
               </w:rPr>
@@ -1879,12 +1879,12 @@
           </w:tcPr>
           <w:p>
             <w:pPr>
-              <w:spacing w:after="0" w:line="220" w:lineRule="exact"/>
+              <w:spacing w:after="0" w:line="229" w:lineRule="exact"/>
               <w:jc w:val="center"/>
             </w:pPr>
             <w:r>
               <w:rPr>
-                <w:rFonts w:ascii="BIZ UDPゴシック" w:hAnsi="BIZ UDPゴシック" w:eastAsia="BIZ UDPゴシック"/>
+                <w:rFonts w:ascii="UD デジタル 教科書体 NK-R" w:hAnsi="UD デジタル 教科書体 NK-R" w:eastAsia="UD デジタル 教科書体 NK-R"/>
                 <w:b w:val="0"/>
                 <w:sz w:val="16"/>
               </w:rPr>
@@ -1906,11 +1906,11 @@
           </w:tcPr>
           <w:p>
             <w:pPr>
-              <w:spacing w:after="0" w:line="220" w:lineRule="exact"/>
+              <w:spacing w:after="0" w:line="229" w:lineRule="exact"/>
             </w:pPr>
             <w:r>
               <w:rPr>
-                <w:rFonts w:ascii="BIZ UDPゴシック" w:hAnsi="BIZ UDPゴシック" w:eastAsia="BIZ UDPゴシック"/>
+                <w:rFonts w:ascii="UD デジタル 教科書体 NK-R" w:hAnsi="UD デジタル 教科書体 NK-R" w:eastAsia="UD デジタル 教科書体 NK-R"/>
                 <w:b w:val="0"/>
                 <w:sz w:val="16"/>
               </w:rPr>
@@ -1930,11 +1930,11 @@
           </w:tcPr>
           <w:p>
             <w:pPr>
-              <w:spacing w:after="0" w:line="220" w:lineRule="exact"/>
+              <w:spacing w:after="0" w:line="229" w:lineRule="exact"/>
             </w:pPr>
             <w:r>
               <w:rPr>
-                <w:rFonts w:ascii="BIZ UDPゴシック" w:hAnsi="BIZ UDPゴシック" w:eastAsia="BIZ UDPゴシック"/>
+                <w:rFonts w:ascii="UD デジタル 教科書体 NK-R" w:hAnsi="UD デジタル 教科書体 NK-R" w:eastAsia="UD デジタル 教科書体 NK-R"/>
                 <w:b w:val="0"/>
                 <w:sz w:val="16"/>
               </w:rPr>
@@ -1954,12 +1954,12 @@
           </w:tcPr>
           <w:p>
             <w:pPr>
-              <w:spacing w:after="0" w:line="220" w:lineRule="exact"/>
+              <w:spacing w:after="0" w:line="229" w:lineRule="exact"/>
               <w:jc w:val="center"/>
             </w:pPr>
             <w:r>
               <w:rPr>
-                <w:rFonts w:ascii="BIZ UDPゴシック" w:hAnsi="BIZ UDPゴシック" w:eastAsia="BIZ UDPゴシック"/>
+                <w:rFonts w:ascii="UD デジタル 教科書体 NK-R" w:hAnsi="UD デジタル 教科書体 NK-R" w:eastAsia="UD デジタル 教科書体 NK-R"/>
                 <w:b w:val="0"/>
                 <w:sz w:val="16"/>
               </w:rPr>
@@ -1981,11 +1981,11 @@
           </w:tcPr>
           <w:p>
             <w:pPr>
-              <w:spacing w:after="0" w:line="220" w:lineRule="exact"/>
+              <w:spacing w:after="0" w:line="229" w:lineRule="exact"/>
             </w:pPr>
             <w:r>
               <w:rPr>
-                <w:rFonts w:ascii="BIZ UDPゴシック" w:hAnsi="BIZ UDPゴシック" w:eastAsia="BIZ UDPゴシック"/>
+                <w:rFonts w:ascii="UD デジタル 教科書体 NK-R" w:hAnsi="UD デジタル 教科書体 NK-R" w:eastAsia="UD デジタル 教科書体 NK-R"/>
                 <w:b w:val="0"/>
                 <w:sz w:val="16"/>
               </w:rPr>
@@ -2005,11 +2005,11 @@
           </w:tcPr>
           <w:p>
             <w:pPr>
-              <w:spacing w:after="0" w:line="220" w:lineRule="exact"/>
+              <w:spacing w:after="0" w:line="229" w:lineRule="exact"/>
             </w:pPr>
             <w:r>
               <w:rPr>
-                <w:rFonts w:ascii="BIZ UDPゴシック" w:hAnsi="BIZ UDPゴシック" w:eastAsia="BIZ UDPゴシック"/>
+                <w:rFonts w:ascii="UD デジタル 教科書体 NK-R" w:hAnsi="UD デジタル 教科書体 NK-R" w:eastAsia="UD デジタル 教科書体 NK-R"/>
                 <w:b w:val="0"/>
                 <w:sz w:val="16"/>
               </w:rPr>
@@ -2029,12 +2029,12 @@
           </w:tcPr>
           <w:p>
             <w:pPr>
-              <w:spacing w:after="0" w:line="220" w:lineRule="exact"/>
+              <w:spacing w:after="0" w:line="229" w:lineRule="exact"/>
               <w:jc w:val="center"/>
             </w:pPr>
             <w:r>
               <w:rPr>
-                <w:rFonts w:ascii="BIZ UDPゴシック" w:hAnsi="BIZ UDPゴシック" w:eastAsia="BIZ UDPゴシック"/>
+                <w:rFonts w:ascii="UD デジタル 教科書体 NK-R" w:hAnsi="UD デジタル 教科書体 NK-R" w:eastAsia="UD デジタル 教科書体 NK-R"/>
                 <w:b w:val="0"/>
                 <w:sz w:val="16"/>
               </w:rPr>
@@ -2051,13 +2051,13 @@
     </w:p>
     <w:p>
       <w:pPr>
-        <w:spacing w:before="0" w:after="40" w:line="240" w:lineRule="exact"/>
+        <w:spacing w:before="0" w:after="40" w:line="270" w:lineRule="exact"/>
       </w:pPr>
       <w:r>
         <w:rPr>
-          <w:rFonts w:ascii="BIZ UDPゴシック" w:hAnsi="BIZ UDPゴシック" w:eastAsia="BIZ UDPゴシック"/>
+          <w:rFonts w:ascii="UD デジタル 教科書体 NK-R" w:hAnsi="UD デジタル 教科書体 NK-R" w:eastAsia="UD デジタル 教科書体 NK-R"/>
           <w:b w:val="0"/>
-          <w:sz w:val="17"/>
+          <w:sz w:val="19"/>
         </w:rPr>
         <w:t>移動は障がい福祉としての実績が０で、村の公共交通と家族の送迎で対応している状態です。第８期では新設・強化の扱いとし、公共交通・送迎・家族の負担を含めて再評価します。</w:t>
       </w:r>
@@ -2085,7 +2085,7 @@
         <w:tc>
           <w:tcPr>
             <w:tcW w:type="dxa" w:w="10205"/>
-            <w:shd w:val="clear" w:color="auto" w:fill="1F3864"/>
+            <w:shd w:val="clear" w:color="auto" w:fill="275317"/>
             <w:tcMar>
               <w:top w:w="50" w:type="dxa"/>
               <w:left w:w="110" w:type="dxa"/>
@@ -2099,7 +2099,7 @@
             </w:pPr>
             <w:r>
               <w:rPr>
-                <w:rFonts w:ascii="BIZ UDPゴシック" w:hAnsi="BIZ UDPゴシック" w:eastAsia="BIZ UDPゴシック"/>
+                <w:rFonts w:ascii="UD デジタル 教科書体 NK-B" w:hAnsi="UD デジタル 教科書体 NK-B" w:eastAsia="UD デジタル 教科書体 NK-B"/>
                 <w:b/>
                 <w:color w:val="FFFFFF"/>
                 <w:sz w:val="23"/>
@@ -2117,13 +2117,13 @@
     </w:p>
     <w:p>
       <w:pPr>
-        <w:spacing w:before="0" w:after="40" w:line="240" w:lineRule="exact"/>
+        <w:spacing w:before="0" w:after="40" w:line="270" w:lineRule="exact"/>
       </w:pPr>
       <w:r>
         <w:rPr>
-          <w:rFonts w:ascii="BIZ UDPゴシック" w:hAnsi="BIZ UDPゴシック" w:eastAsia="BIZ UDPゴシック"/>
+          <w:rFonts w:ascii="UD デジタル 教科書体 NK-R" w:hAnsi="UD デジタル 教科書体 NK-R" w:eastAsia="UD デジタル 教科書体 NK-R"/>
           <w:b w:val="0"/>
-          <w:sz w:val="17"/>
+          <w:sz w:val="19"/>
         </w:rPr>
         <w:t>第４次障がい者計画の計画期間は令和６年度から令和11年度までで、いまは期間の途中です。このため「未達成」とは評価せず、基準値から目標値までの進み具合として見ます。8指標のうち5指標は現在値を確認中です（村への照会の回答をいただいたうえで確定します）。</w:t>
       </w:r>
@@ -2161,16 +2161,16 @@
               <w:bottom w:w="30" w:type="dxa"/>
               <w:right w:w="80" w:type="dxa"/>
             </w:tcMar>
-            <w:shd w:val="clear" w:color="auto" w:fill="1F3864"/>
+            <w:shd w:val="clear" w:color="auto" w:fill="275317"/>
           </w:tcPr>
           <w:p>
             <w:pPr>
-              <w:spacing w:after="0" w:line="220" w:lineRule="exact"/>
+              <w:spacing w:after="0" w:line="229" w:lineRule="exact"/>
               <w:jc w:val="center"/>
             </w:pPr>
             <w:r>
               <w:rPr>
-                <w:rFonts w:ascii="BIZ UDPゴシック" w:hAnsi="BIZ UDPゴシック" w:eastAsia="BIZ UDPゴシック"/>
+                <w:rFonts w:ascii="UD デジタル 教科書体 NK-B" w:hAnsi="UD デジタル 教科書体 NK-B" w:eastAsia="UD デジタル 教科書体 NK-B"/>
                 <w:b/>
                 <w:color w:val="FFFFFF"/>
                 <w:sz w:val="16"/>
@@ -2188,16 +2188,16 @@
               <w:bottom w:w="30" w:type="dxa"/>
               <w:right w:w="80" w:type="dxa"/>
             </w:tcMar>
-            <w:shd w:val="clear" w:color="auto" w:fill="1F3864"/>
+            <w:shd w:val="clear" w:color="auto" w:fill="275317"/>
           </w:tcPr>
           <w:p>
             <w:pPr>
-              <w:spacing w:after="0" w:line="220" w:lineRule="exact"/>
+              <w:spacing w:after="0" w:line="229" w:lineRule="exact"/>
               <w:jc w:val="center"/>
             </w:pPr>
             <w:r>
               <w:rPr>
-                <w:rFonts w:ascii="BIZ UDPゴシック" w:hAnsi="BIZ UDPゴシック" w:eastAsia="BIZ UDPゴシック"/>
+                <w:rFonts w:ascii="UD デジタル 教科書体 NK-B" w:hAnsi="UD デジタル 教科書体 NK-B" w:eastAsia="UD デジタル 教科書体 NK-B"/>
                 <w:b/>
                 <w:color w:val="FFFFFF"/>
                 <w:sz w:val="16"/>
@@ -2215,16 +2215,16 @@
               <w:bottom w:w="30" w:type="dxa"/>
               <w:right w:w="80" w:type="dxa"/>
             </w:tcMar>
-            <w:shd w:val="clear" w:color="auto" w:fill="1F3864"/>
+            <w:shd w:val="clear" w:color="auto" w:fill="275317"/>
           </w:tcPr>
           <w:p>
             <w:pPr>
-              <w:spacing w:after="0" w:line="220" w:lineRule="exact"/>
+              <w:spacing w:after="0" w:line="229" w:lineRule="exact"/>
               <w:jc w:val="center"/>
             </w:pPr>
             <w:r>
               <w:rPr>
-                <w:rFonts w:ascii="BIZ UDPゴシック" w:hAnsi="BIZ UDPゴシック" w:eastAsia="BIZ UDPゴシック"/>
+                <w:rFonts w:ascii="UD デジタル 教科書体 NK-B" w:hAnsi="UD デジタル 教科書体 NK-B" w:eastAsia="UD デジタル 教科書体 NK-B"/>
                 <w:b/>
                 <w:color w:val="FFFFFF"/>
                 <w:sz w:val="16"/>
@@ -2244,16 +2244,16 @@
               <w:bottom w:w="30" w:type="dxa"/>
               <w:right w:w="80" w:type="dxa"/>
             </w:tcMar>
-            <w:shd w:val="clear" w:color="auto" w:fill="1F3864"/>
+            <w:shd w:val="clear" w:color="auto" w:fill="275317"/>
           </w:tcPr>
           <w:p>
             <w:pPr>
-              <w:spacing w:after="0" w:line="220" w:lineRule="exact"/>
+              <w:spacing w:after="0" w:line="229" w:lineRule="exact"/>
               <w:jc w:val="center"/>
             </w:pPr>
             <w:r>
               <w:rPr>
-                <w:rFonts w:ascii="BIZ UDPゴシック" w:hAnsi="BIZ UDPゴシック" w:eastAsia="BIZ UDPゴシック"/>
+                <w:rFonts w:ascii="UD デジタル 教科書体 NK-B" w:hAnsi="UD デジタル 教科書体 NK-B" w:eastAsia="UD デジタル 教科書体 NK-B"/>
                 <w:b/>
                 <w:color w:val="FFFFFF"/>
                 <w:sz w:val="16"/>
@@ -2271,16 +2271,16 @@
               <w:bottom w:w="30" w:type="dxa"/>
               <w:right w:w="80" w:type="dxa"/>
             </w:tcMar>
-            <w:shd w:val="clear" w:color="auto" w:fill="1F3864"/>
+            <w:shd w:val="clear" w:color="auto" w:fill="275317"/>
           </w:tcPr>
           <w:p>
             <w:pPr>
-              <w:spacing w:after="0" w:line="220" w:lineRule="exact"/>
+              <w:spacing w:after="0" w:line="229" w:lineRule="exact"/>
               <w:jc w:val="center"/>
             </w:pPr>
             <w:r>
               <w:rPr>
-                <w:rFonts w:ascii="BIZ UDPゴシック" w:hAnsi="BIZ UDPゴシック" w:eastAsia="BIZ UDPゴシック"/>
+                <w:rFonts w:ascii="UD デジタル 教科書体 NK-B" w:hAnsi="UD デジタル 教科書体 NK-B" w:eastAsia="UD デジタル 教科書体 NK-B"/>
                 <w:b/>
                 <w:color w:val="FFFFFF"/>
                 <w:sz w:val="16"/>
@@ -2305,11 +2305,11 @@
           </w:tcPr>
           <w:p>
             <w:pPr>
-              <w:spacing w:after="0" w:line="220" w:lineRule="exact"/>
+              <w:spacing w:after="0" w:line="229" w:lineRule="exact"/>
             </w:pPr>
             <w:r>
               <w:rPr>
-                <w:rFonts w:ascii="BIZ UDPゴシック" w:hAnsi="BIZ UDPゴシック" w:eastAsia="BIZ UDPゴシック"/>
+                <w:rFonts w:ascii="UD デジタル 教科書体 NK-R" w:hAnsi="UD デジタル 教科書体 NK-R" w:eastAsia="UD デジタル 教科書体 NK-R"/>
                 <w:b w:val="0"/>
                 <w:sz w:val="16"/>
               </w:rPr>
@@ -2329,11 +2329,11 @@
           </w:tcPr>
           <w:p>
             <w:pPr>
-              <w:spacing w:after="0" w:line="220" w:lineRule="exact"/>
+              <w:spacing w:after="0" w:line="229" w:lineRule="exact"/>
             </w:pPr>
             <w:r>
               <w:rPr>
-                <w:rFonts w:ascii="BIZ UDPゴシック" w:hAnsi="BIZ UDPゴシック" w:eastAsia="BIZ UDPゴシック"/>
+                <w:rFonts w:ascii="UD デジタル 教科書体 NK-R" w:hAnsi="UD デジタル 教科書体 NK-R" w:eastAsia="UD デジタル 教科書体 NK-R"/>
                 <w:b w:val="0"/>
                 <w:sz w:val="16"/>
               </w:rPr>
@@ -2353,12 +2353,12 @@
           </w:tcPr>
           <w:p>
             <w:pPr>
-              <w:spacing w:after="0" w:line="220" w:lineRule="exact"/>
+              <w:spacing w:after="0" w:line="229" w:lineRule="exact"/>
               <w:jc w:val="center"/>
             </w:pPr>
             <w:r>
               <w:rPr>
-                <w:rFonts w:ascii="BIZ UDPゴシック" w:hAnsi="BIZ UDPゴシック" w:eastAsia="BIZ UDPゴシック"/>
+                <w:rFonts w:ascii="UD デジタル 教科書体 NK-R" w:hAnsi="UD デジタル 教科書体 NK-R" w:eastAsia="UD デジタル 教科書体 NK-R"/>
                 <w:b w:val="0"/>
                 <w:sz w:val="16"/>
               </w:rPr>
@@ -2378,12 +2378,12 @@
           </w:tcPr>
           <w:p>
             <w:pPr>
-              <w:spacing w:after="0" w:line="220" w:lineRule="exact"/>
+              <w:spacing w:after="0" w:line="229" w:lineRule="exact"/>
               <w:jc w:val="center"/>
             </w:pPr>
             <w:r>
               <w:rPr>
-                <w:rFonts w:ascii="BIZ UDPゴシック" w:hAnsi="BIZ UDPゴシック" w:eastAsia="BIZ UDPゴシック"/>
+                <w:rFonts w:ascii="UD デジタル 教科書体 NK-R" w:hAnsi="UD デジタル 教科書体 NK-R" w:eastAsia="UD デジタル 教科書体 NK-R"/>
                 <w:b w:val="0"/>
                 <w:sz w:val="16"/>
               </w:rPr>
@@ -2403,12 +2403,12 @@
           </w:tcPr>
           <w:p>
             <w:pPr>
-              <w:spacing w:after="0" w:line="220" w:lineRule="exact"/>
+              <w:spacing w:after="0" w:line="229" w:lineRule="exact"/>
               <w:jc w:val="center"/>
             </w:pPr>
             <w:r>
               <w:rPr>
-                <w:rFonts w:ascii="BIZ UDPゴシック" w:hAnsi="BIZ UDPゴシック" w:eastAsia="BIZ UDPゴシック"/>
+                <w:rFonts w:ascii="UD デジタル 教科書体 NK-R" w:hAnsi="UD デジタル 教科書体 NK-R" w:eastAsia="UD デジタル 教科書体 NK-R"/>
                 <w:b w:val="0"/>
                 <w:sz w:val="16"/>
               </w:rPr>
@@ -2430,11 +2430,11 @@
           </w:tcPr>
           <w:p>
             <w:pPr>
-              <w:spacing w:after="0" w:line="220" w:lineRule="exact"/>
+              <w:spacing w:after="0" w:line="229" w:lineRule="exact"/>
             </w:pPr>
             <w:r>
               <w:rPr>
-                <w:rFonts w:ascii="BIZ UDPゴシック" w:hAnsi="BIZ UDPゴシック" w:eastAsia="BIZ UDPゴシック"/>
+                <w:rFonts w:ascii="UD デジタル 教科書体 NK-R" w:hAnsi="UD デジタル 教科書体 NK-R" w:eastAsia="UD デジタル 教科書体 NK-R"/>
                 <w:b w:val="0"/>
                 <w:sz w:val="16"/>
               </w:rPr>
@@ -2454,11 +2454,11 @@
           </w:tcPr>
           <w:p>
             <w:pPr>
-              <w:spacing w:after="0" w:line="220" w:lineRule="exact"/>
+              <w:spacing w:after="0" w:line="229" w:lineRule="exact"/>
             </w:pPr>
             <w:r>
               <w:rPr>
-                <w:rFonts w:ascii="BIZ UDPゴシック" w:hAnsi="BIZ UDPゴシック" w:eastAsia="BIZ UDPゴシック"/>
+                <w:rFonts w:ascii="UD デジタル 教科書体 NK-R" w:hAnsi="UD デジタル 教科書体 NK-R" w:eastAsia="UD デジタル 教科書体 NK-R"/>
                 <w:b w:val="0"/>
                 <w:sz w:val="16"/>
               </w:rPr>
@@ -2478,12 +2478,12 @@
           </w:tcPr>
           <w:p>
             <w:pPr>
-              <w:spacing w:after="0" w:line="220" w:lineRule="exact"/>
+              <w:spacing w:after="0" w:line="229" w:lineRule="exact"/>
               <w:jc w:val="center"/>
             </w:pPr>
             <w:r>
               <w:rPr>
-                <w:rFonts w:ascii="BIZ UDPゴシック" w:hAnsi="BIZ UDPゴシック" w:eastAsia="BIZ UDPゴシック"/>
+                <w:rFonts w:ascii="UD デジタル 教科書体 NK-R" w:hAnsi="UD デジタル 教科書体 NK-R" w:eastAsia="UD デジタル 教科書体 NK-R"/>
                 <w:b w:val="0"/>
                 <w:sz w:val="16"/>
               </w:rPr>
@@ -2503,12 +2503,12 @@
           </w:tcPr>
           <w:p>
             <w:pPr>
-              <w:spacing w:after="0" w:line="220" w:lineRule="exact"/>
+              <w:spacing w:after="0" w:line="229" w:lineRule="exact"/>
               <w:jc w:val="center"/>
             </w:pPr>
             <w:r>
               <w:rPr>
-                <w:rFonts w:ascii="BIZ UDPゴシック" w:hAnsi="BIZ UDPゴシック" w:eastAsia="BIZ UDPゴシック"/>
+                <w:rFonts w:ascii="UD デジタル 教科書体 NK-R" w:hAnsi="UD デジタル 教科書体 NK-R" w:eastAsia="UD デジタル 教科書体 NK-R"/>
                 <w:b w:val="0"/>
                 <w:sz w:val="16"/>
               </w:rPr>
@@ -2528,12 +2528,12 @@
           </w:tcPr>
           <w:p>
             <w:pPr>
-              <w:spacing w:after="0" w:line="220" w:lineRule="exact"/>
+              <w:spacing w:after="0" w:line="229" w:lineRule="exact"/>
               <w:jc w:val="center"/>
             </w:pPr>
             <w:r>
               <w:rPr>
-                <w:rFonts w:ascii="BIZ UDPゴシック" w:hAnsi="BIZ UDPゴシック" w:eastAsia="BIZ UDPゴシック"/>
+                <w:rFonts w:ascii="UD デジタル 教科書体 NK-R" w:hAnsi="UD デジタル 教科書体 NK-R" w:eastAsia="UD デジタル 教科書体 NK-R"/>
                 <w:b w:val="0"/>
                 <w:sz w:val="16"/>
               </w:rPr>
@@ -2555,11 +2555,11 @@
           </w:tcPr>
           <w:p>
             <w:pPr>
-              <w:spacing w:after="0" w:line="220" w:lineRule="exact"/>
+              <w:spacing w:after="0" w:line="229" w:lineRule="exact"/>
             </w:pPr>
             <w:r>
               <w:rPr>
-                <w:rFonts w:ascii="BIZ UDPゴシック" w:hAnsi="BIZ UDPゴシック" w:eastAsia="BIZ UDPゴシック"/>
+                <w:rFonts w:ascii="UD デジタル 教科書体 NK-R" w:hAnsi="UD デジタル 教科書体 NK-R" w:eastAsia="UD デジタル 教科書体 NK-R"/>
                 <w:b w:val="0"/>
                 <w:sz w:val="16"/>
               </w:rPr>
@@ -2579,11 +2579,11 @@
           </w:tcPr>
           <w:p>
             <w:pPr>
-              <w:spacing w:after="0" w:line="220" w:lineRule="exact"/>
+              <w:spacing w:after="0" w:line="229" w:lineRule="exact"/>
             </w:pPr>
             <w:r>
               <w:rPr>
-                <w:rFonts w:ascii="BIZ UDPゴシック" w:hAnsi="BIZ UDPゴシック" w:eastAsia="BIZ UDPゴシック"/>
+                <w:rFonts w:ascii="UD デジタル 教科書体 NK-R" w:hAnsi="UD デジタル 教科書体 NK-R" w:eastAsia="UD デジタル 教科書体 NK-R"/>
                 <w:b w:val="0"/>
                 <w:sz w:val="16"/>
               </w:rPr>
@@ -2603,12 +2603,12 @@
           </w:tcPr>
           <w:p>
             <w:pPr>
-              <w:spacing w:after="0" w:line="220" w:lineRule="exact"/>
+              <w:spacing w:after="0" w:line="229" w:lineRule="exact"/>
               <w:jc w:val="center"/>
             </w:pPr>
             <w:r>
               <w:rPr>
-                <w:rFonts w:ascii="BIZ UDPゴシック" w:hAnsi="BIZ UDPゴシック" w:eastAsia="BIZ UDPゴシック"/>
+                <w:rFonts w:ascii="UD デジタル 教科書体 NK-R" w:hAnsi="UD デジタル 教科書体 NK-R" w:eastAsia="UD デジタル 教科書体 NK-R"/>
                 <w:b w:val="0"/>
                 <w:sz w:val="16"/>
               </w:rPr>
@@ -2628,12 +2628,12 @@
           </w:tcPr>
           <w:p>
             <w:pPr>
-              <w:spacing w:after="0" w:line="220" w:lineRule="exact"/>
+              <w:spacing w:after="0" w:line="229" w:lineRule="exact"/>
               <w:jc w:val="center"/>
             </w:pPr>
             <w:r>
               <w:rPr>
-                <w:rFonts w:ascii="BIZ UDPゴシック" w:hAnsi="BIZ UDPゴシック" w:eastAsia="BIZ UDPゴシック"/>
+                <w:rFonts w:ascii="UD デジタル 教科書体 NK-R" w:hAnsi="UD デジタル 教科書体 NK-R" w:eastAsia="UD デジタル 教科書体 NK-R"/>
                 <w:b w:val="0"/>
                 <w:sz w:val="16"/>
               </w:rPr>
@@ -2653,12 +2653,12 @@
           </w:tcPr>
           <w:p>
             <w:pPr>
-              <w:spacing w:after="0" w:line="220" w:lineRule="exact"/>
+              <w:spacing w:after="0" w:line="229" w:lineRule="exact"/>
               <w:jc w:val="center"/>
             </w:pPr>
             <w:r>
               <w:rPr>
-                <w:rFonts w:ascii="BIZ UDPゴシック" w:hAnsi="BIZ UDPゴシック" w:eastAsia="BIZ UDPゴシック"/>
+                <w:rFonts w:ascii="UD デジタル 教科書体 NK-R" w:hAnsi="UD デジタル 教科書体 NK-R" w:eastAsia="UD デジタル 教科書体 NK-R"/>
                 <w:b w:val="0"/>
                 <w:sz w:val="16"/>
               </w:rPr>
@@ -2680,11 +2680,11 @@
           </w:tcPr>
           <w:p>
             <w:pPr>
-              <w:spacing w:after="0" w:line="220" w:lineRule="exact"/>
+              <w:spacing w:after="0" w:line="229" w:lineRule="exact"/>
             </w:pPr>
             <w:r>
               <w:rPr>
-                <w:rFonts w:ascii="BIZ UDPゴシック" w:hAnsi="BIZ UDPゴシック" w:eastAsia="BIZ UDPゴシック"/>
+                <w:rFonts w:ascii="UD デジタル 教科書体 NK-R" w:hAnsi="UD デジタル 教科書体 NK-R" w:eastAsia="UD デジタル 教科書体 NK-R"/>
                 <w:b w:val="0"/>
                 <w:sz w:val="16"/>
               </w:rPr>
@@ -2704,11 +2704,11 @@
           </w:tcPr>
           <w:p>
             <w:pPr>
-              <w:spacing w:after="0" w:line="220" w:lineRule="exact"/>
+              <w:spacing w:after="0" w:line="229" w:lineRule="exact"/>
             </w:pPr>
             <w:r>
               <w:rPr>
-                <w:rFonts w:ascii="BIZ UDPゴシック" w:hAnsi="BIZ UDPゴシック" w:eastAsia="BIZ UDPゴシック"/>
+                <w:rFonts w:ascii="UD デジタル 教科書体 NK-R" w:hAnsi="UD デジタル 教科書体 NK-R" w:eastAsia="UD デジタル 教科書体 NK-R"/>
                 <w:b w:val="0"/>
                 <w:sz w:val="16"/>
               </w:rPr>
@@ -2728,12 +2728,12 @@
           </w:tcPr>
           <w:p>
             <w:pPr>
-              <w:spacing w:after="0" w:line="220" w:lineRule="exact"/>
+              <w:spacing w:after="0" w:line="229" w:lineRule="exact"/>
               <w:jc w:val="center"/>
             </w:pPr>
             <w:r>
               <w:rPr>
-                <w:rFonts w:ascii="BIZ UDPゴシック" w:hAnsi="BIZ UDPゴシック" w:eastAsia="BIZ UDPゴシック"/>
+                <w:rFonts w:ascii="UD デジタル 教科書体 NK-R" w:hAnsi="UD デジタル 教科書体 NK-R" w:eastAsia="UD デジタル 教科書体 NK-R"/>
                 <w:b w:val="0"/>
                 <w:sz w:val="16"/>
               </w:rPr>
@@ -2753,12 +2753,12 @@
           </w:tcPr>
           <w:p>
             <w:pPr>
-              <w:spacing w:after="0" w:line="220" w:lineRule="exact"/>
+              <w:spacing w:after="0" w:line="229" w:lineRule="exact"/>
               <w:jc w:val="center"/>
             </w:pPr>
             <w:r>
               <w:rPr>
-                <w:rFonts w:ascii="BIZ UDPゴシック" w:hAnsi="BIZ UDPゴシック" w:eastAsia="BIZ UDPゴシック"/>
+                <w:rFonts w:ascii="UD デジタル 教科書体 NK-R" w:hAnsi="UD デジタル 教科書体 NK-R" w:eastAsia="UD デジタル 教科書体 NK-R"/>
                 <w:b w:val="0"/>
                 <w:sz w:val="16"/>
               </w:rPr>
@@ -2778,12 +2778,12 @@
           </w:tcPr>
           <w:p>
             <w:pPr>
-              <w:spacing w:after="0" w:line="220" w:lineRule="exact"/>
+              <w:spacing w:after="0" w:line="229" w:lineRule="exact"/>
               <w:jc w:val="center"/>
             </w:pPr>
             <w:r>
               <w:rPr>
-                <w:rFonts w:ascii="BIZ UDPゴシック" w:hAnsi="BIZ UDPゴシック" w:eastAsia="BIZ UDPゴシック"/>
+                <w:rFonts w:ascii="UD デジタル 教科書体 NK-R" w:hAnsi="UD デジタル 教科書体 NK-R" w:eastAsia="UD デジタル 教科書体 NK-R"/>
                 <w:b w:val="0"/>
                 <w:sz w:val="16"/>
               </w:rPr>
@@ -2805,11 +2805,11 @@
           </w:tcPr>
           <w:p>
             <w:pPr>
-              <w:spacing w:after="0" w:line="220" w:lineRule="exact"/>
+              <w:spacing w:after="0" w:line="229" w:lineRule="exact"/>
             </w:pPr>
             <w:r>
               <w:rPr>
-                <w:rFonts w:ascii="BIZ UDPゴシック" w:hAnsi="BIZ UDPゴシック" w:eastAsia="BIZ UDPゴシック"/>
+                <w:rFonts w:ascii="UD デジタル 教科書体 NK-R" w:hAnsi="UD デジタル 教科書体 NK-R" w:eastAsia="UD デジタル 教科書体 NK-R"/>
                 <w:b w:val="0"/>
                 <w:sz w:val="16"/>
               </w:rPr>
@@ -2829,11 +2829,11 @@
           </w:tcPr>
           <w:p>
             <w:pPr>
-              <w:spacing w:after="0" w:line="220" w:lineRule="exact"/>
+              <w:spacing w:after="0" w:line="229" w:lineRule="exact"/>
             </w:pPr>
             <w:r>
               <w:rPr>
-                <w:rFonts w:ascii="BIZ UDPゴシック" w:hAnsi="BIZ UDPゴシック" w:eastAsia="BIZ UDPゴシック"/>
+                <w:rFonts w:ascii="UD デジタル 教科書体 NK-R" w:hAnsi="UD デジタル 教科書体 NK-R" w:eastAsia="UD デジタル 教科書体 NK-R"/>
                 <w:b w:val="0"/>
                 <w:sz w:val="16"/>
               </w:rPr>
@@ -2853,12 +2853,12 @@
           </w:tcPr>
           <w:p>
             <w:pPr>
-              <w:spacing w:after="0" w:line="220" w:lineRule="exact"/>
+              <w:spacing w:after="0" w:line="229" w:lineRule="exact"/>
               <w:jc w:val="center"/>
             </w:pPr>
             <w:r>
               <w:rPr>
-                <w:rFonts w:ascii="BIZ UDPゴシック" w:hAnsi="BIZ UDPゴシック" w:eastAsia="BIZ UDPゴシック"/>
+                <w:rFonts w:ascii="UD デジタル 教科書体 NK-R" w:hAnsi="UD デジタル 教科書体 NK-R" w:eastAsia="UD デジタル 教科書体 NK-R"/>
                 <w:b w:val="0"/>
                 <w:sz w:val="16"/>
               </w:rPr>
@@ -2878,12 +2878,12 @@
           </w:tcPr>
           <w:p>
             <w:pPr>
-              <w:spacing w:after="0" w:line="220" w:lineRule="exact"/>
+              <w:spacing w:after="0" w:line="229" w:lineRule="exact"/>
               <w:jc w:val="center"/>
             </w:pPr>
             <w:r>
               <w:rPr>
-                <w:rFonts w:ascii="BIZ UDPゴシック" w:hAnsi="BIZ UDPゴシック" w:eastAsia="BIZ UDPゴシック"/>
+                <w:rFonts w:ascii="UD デジタル 教科書体 NK-R" w:hAnsi="UD デジタル 教科書体 NK-R" w:eastAsia="UD デジタル 教科書体 NK-R"/>
                 <w:b w:val="0"/>
                 <w:sz w:val="16"/>
               </w:rPr>
@@ -2903,12 +2903,12 @@
           </w:tcPr>
           <w:p>
             <w:pPr>
-              <w:spacing w:after="0" w:line="220" w:lineRule="exact"/>
+              <w:spacing w:after="0" w:line="229" w:lineRule="exact"/>
               <w:jc w:val="center"/>
             </w:pPr>
             <w:r>
               <w:rPr>
-                <w:rFonts w:ascii="BIZ UDPゴシック" w:hAnsi="BIZ UDPゴシック" w:eastAsia="BIZ UDPゴシック"/>
+                <w:rFonts w:ascii="UD デジタル 教科書体 NK-R" w:hAnsi="UD デジタル 教科書体 NK-R" w:eastAsia="UD デジタル 教科書体 NK-R"/>
                 <w:b w:val="0"/>
                 <w:sz w:val="16"/>
               </w:rPr>
@@ -2930,11 +2930,11 @@
           </w:tcPr>
           <w:p>
             <w:pPr>
-              <w:spacing w:after="0" w:line="220" w:lineRule="exact"/>
+              <w:spacing w:after="0" w:line="229" w:lineRule="exact"/>
             </w:pPr>
             <w:r>
               <w:rPr>
-                <w:rFonts w:ascii="BIZ UDPゴシック" w:hAnsi="BIZ UDPゴシック" w:eastAsia="BIZ UDPゴシック"/>
+                <w:rFonts w:ascii="UD デジタル 教科書体 NK-R" w:hAnsi="UD デジタル 教科書体 NK-R" w:eastAsia="UD デジタル 教科書体 NK-R"/>
                 <w:b w:val="0"/>
                 <w:sz w:val="16"/>
               </w:rPr>
@@ -2954,11 +2954,11 @@
           </w:tcPr>
           <w:p>
             <w:pPr>
-              <w:spacing w:after="0" w:line="220" w:lineRule="exact"/>
+              <w:spacing w:after="0" w:line="229" w:lineRule="exact"/>
             </w:pPr>
             <w:r>
               <w:rPr>
-                <w:rFonts w:ascii="BIZ UDPゴシック" w:hAnsi="BIZ UDPゴシック" w:eastAsia="BIZ UDPゴシック"/>
+                <w:rFonts w:ascii="UD デジタル 教科書体 NK-R" w:hAnsi="UD デジタル 教科書体 NK-R" w:eastAsia="UD デジタル 教科書体 NK-R"/>
                 <w:b w:val="0"/>
                 <w:sz w:val="16"/>
               </w:rPr>
@@ -2978,12 +2978,12 @@
           </w:tcPr>
           <w:p>
             <w:pPr>
-              <w:spacing w:after="0" w:line="220" w:lineRule="exact"/>
+              <w:spacing w:after="0" w:line="229" w:lineRule="exact"/>
               <w:jc w:val="center"/>
             </w:pPr>
             <w:r>
               <w:rPr>
-                <w:rFonts w:ascii="BIZ UDPゴシック" w:hAnsi="BIZ UDPゴシック" w:eastAsia="BIZ UDPゴシック"/>
+                <w:rFonts w:ascii="UD デジタル 教科書体 NK-R" w:hAnsi="UD デジタル 教科書体 NK-R" w:eastAsia="UD デジタル 教科書体 NK-R"/>
                 <w:b w:val="0"/>
                 <w:sz w:val="16"/>
               </w:rPr>
@@ -3003,12 +3003,12 @@
           </w:tcPr>
           <w:p>
             <w:pPr>
-              <w:spacing w:after="0" w:line="220" w:lineRule="exact"/>
+              <w:spacing w:after="0" w:line="229" w:lineRule="exact"/>
               <w:jc w:val="center"/>
             </w:pPr>
             <w:r>
               <w:rPr>
-                <w:rFonts w:ascii="BIZ UDPゴシック" w:hAnsi="BIZ UDPゴシック" w:eastAsia="BIZ UDPゴシック"/>
+                <w:rFonts w:ascii="UD デジタル 教科書体 NK-R" w:hAnsi="UD デジタル 教科書体 NK-R" w:eastAsia="UD デジタル 教科書体 NK-R"/>
                 <w:b w:val="0"/>
                 <w:sz w:val="16"/>
               </w:rPr>
@@ -3028,12 +3028,12 @@
           </w:tcPr>
           <w:p>
             <w:pPr>
-              <w:spacing w:after="0" w:line="220" w:lineRule="exact"/>
+              <w:spacing w:after="0" w:line="229" w:lineRule="exact"/>
               <w:jc w:val="center"/>
             </w:pPr>
             <w:r>
               <w:rPr>
-                <w:rFonts w:ascii="BIZ UDPゴシック" w:hAnsi="BIZ UDPゴシック" w:eastAsia="BIZ UDPゴシック"/>
+                <w:rFonts w:ascii="UD デジタル 教科書体 NK-R" w:hAnsi="UD デジタル 教科書体 NK-R" w:eastAsia="UD デジタル 教科書体 NK-R"/>
                 <w:b w:val="0"/>
                 <w:sz w:val="16"/>
               </w:rPr>
@@ -3055,11 +3055,11 @@
           </w:tcPr>
           <w:p>
             <w:pPr>
-              <w:spacing w:after="0" w:line="220" w:lineRule="exact"/>
+              <w:spacing w:after="0" w:line="229" w:lineRule="exact"/>
             </w:pPr>
             <w:r>
               <w:rPr>
-                <w:rFonts w:ascii="BIZ UDPゴシック" w:hAnsi="BIZ UDPゴシック" w:eastAsia="BIZ UDPゴシック"/>
+                <w:rFonts w:ascii="UD デジタル 教科書体 NK-R" w:hAnsi="UD デジタル 教科書体 NK-R" w:eastAsia="UD デジタル 教科書体 NK-R"/>
                 <w:b w:val="0"/>
                 <w:sz w:val="16"/>
               </w:rPr>
@@ -3079,11 +3079,11 @@
           </w:tcPr>
           <w:p>
             <w:pPr>
-              <w:spacing w:after="0" w:line="220" w:lineRule="exact"/>
+              <w:spacing w:after="0" w:line="229" w:lineRule="exact"/>
             </w:pPr>
             <w:r>
               <w:rPr>
-                <w:rFonts w:ascii="BIZ UDPゴシック" w:hAnsi="BIZ UDPゴシック" w:eastAsia="BIZ UDPゴシック"/>
+                <w:rFonts w:ascii="UD デジタル 教科書体 NK-R" w:hAnsi="UD デジタル 教科書体 NK-R" w:eastAsia="UD デジタル 教科書体 NK-R"/>
                 <w:b w:val="0"/>
                 <w:sz w:val="16"/>
               </w:rPr>
@@ -3103,12 +3103,12 @@
           </w:tcPr>
           <w:p>
             <w:pPr>
-              <w:spacing w:after="0" w:line="220" w:lineRule="exact"/>
+              <w:spacing w:after="0" w:line="229" w:lineRule="exact"/>
               <w:jc w:val="center"/>
             </w:pPr>
             <w:r>
               <w:rPr>
-                <w:rFonts w:ascii="BIZ UDPゴシック" w:hAnsi="BIZ UDPゴシック" w:eastAsia="BIZ UDPゴシック"/>
+                <w:rFonts w:ascii="UD デジタル 教科書体 NK-R" w:hAnsi="UD デジタル 教科書体 NK-R" w:eastAsia="UD デジタル 教科書体 NK-R"/>
                 <w:b w:val="0"/>
                 <w:sz w:val="16"/>
               </w:rPr>
@@ -3128,12 +3128,12 @@
           </w:tcPr>
           <w:p>
             <w:pPr>
-              <w:spacing w:after="0" w:line="220" w:lineRule="exact"/>
+              <w:spacing w:after="0" w:line="229" w:lineRule="exact"/>
               <w:jc w:val="center"/>
             </w:pPr>
             <w:r>
               <w:rPr>
-                <w:rFonts w:ascii="BIZ UDPゴシック" w:hAnsi="BIZ UDPゴシック" w:eastAsia="BIZ UDPゴシック"/>
+                <w:rFonts w:ascii="UD デジタル 教科書体 NK-R" w:hAnsi="UD デジタル 教科書体 NK-R" w:eastAsia="UD デジタル 教科書体 NK-R"/>
                 <w:b w:val="0"/>
                 <w:sz w:val="16"/>
               </w:rPr>
@@ -3153,12 +3153,12 @@
           </w:tcPr>
           <w:p>
             <w:pPr>
-              <w:spacing w:after="0" w:line="220" w:lineRule="exact"/>
+              <w:spacing w:after="0" w:line="229" w:lineRule="exact"/>
               <w:jc w:val="center"/>
             </w:pPr>
             <w:r>
               <w:rPr>
-                <w:rFonts w:ascii="BIZ UDPゴシック" w:hAnsi="BIZ UDPゴシック" w:eastAsia="BIZ UDPゴシック"/>
+                <w:rFonts w:ascii="UD デジタル 教科書体 NK-R" w:hAnsi="UD デジタル 教科書体 NK-R" w:eastAsia="UD デジタル 教科書体 NK-R"/>
                 <w:b w:val="0"/>
                 <w:sz w:val="16"/>
               </w:rPr>
@@ -3180,11 +3180,11 @@
           </w:tcPr>
           <w:p>
             <w:pPr>
-              <w:spacing w:after="0" w:line="220" w:lineRule="exact"/>
+              <w:spacing w:after="0" w:line="229" w:lineRule="exact"/>
             </w:pPr>
             <w:r>
               <w:rPr>
-                <w:rFonts w:ascii="BIZ UDPゴシック" w:hAnsi="BIZ UDPゴシック" w:eastAsia="BIZ UDPゴシック"/>
+                <w:rFonts w:ascii="UD デジタル 教科書体 NK-R" w:hAnsi="UD デジタル 教科書体 NK-R" w:eastAsia="UD デジタル 教科書体 NK-R"/>
                 <w:b w:val="0"/>
                 <w:sz w:val="16"/>
               </w:rPr>
@@ -3204,11 +3204,11 @@
           </w:tcPr>
           <w:p>
             <w:pPr>
-              <w:spacing w:after="0" w:line="220" w:lineRule="exact"/>
+              <w:spacing w:after="0" w:line="229" w:lineRule="exact"/>
             </w:pPr>
             <w:r>
               <w:rPr>
-                <w:rFonts w:ascii="BIZ UDPゴシック" w:hAnsi="BIZ UDPゴシック" w:eastAsia="BIZ UDPゴシック"/>
+                <w:rFonts w:ascii="UD デジタル 教科書体 NK-R" w:hAnsi="UD デジタル 教科書体 NK-R" w:eastAsia="UD デジタル 教科書体 NK-R"/>
                 <w:b w:val="0"/>
                 <w:sz w:val="16"/>
               </w:rPr>
@@ -3228,12 +3228,12 @@
           </w:tcPr>
           <w:p>
             <w:pPr>
-              <w:spacing w:after="0" w:line="220" w:lineRule="exact"/>
+              <w:spacing w:after="0" w:line="229" w:lineRule="exact"/>
               <w:jc w:val="center"/>
             </w:pPr>
             <w:r>
               <w:rPr>
-                <w:rFonts w:ascii="BIZ UDPゴシック" w:hAnsi="BIZ UDPゴシック" w:eastAsia="BIZ UDPゴシック"/>
+                <w:rFonts w:ascii="UD デジタル 教科書体 NK-R" w:hAnsi="UD デジタル 教科書体 NK-R" w:eastAsia="UD デジタル 教科書体 NK-R"/>
                 <w:b w:val="0"/>
                 <w:sz w:val="16"/>
               </w:rPr>
@@ -3253,12 +3253,12 @@
           </w:tcPr>
           <w:p>
             <w:pPr>
-              <w:spacing w:after="0" w:line="220" w:lineRule="exact"/>
+              <w:spacing w:after="0" w:line="229" w:lineRule="exact"/>
               <w:jc w:val="center"/>
             </w:pPr>
             <w:r>
               <w:rPr>
-                <w:rFonts w:ascii="BIZ UDPゴシック" w:hAnsi="BIZ UDPゴシック" w:eastAsia="BIZ UDPゴシック"/>
+                <w:rFonts w:ascii="UD デジタル 教科書体 NK-R" w:hAnsi="UD デジタル 教科書体 NK-R" w:eastAsia="UD デジタル 教科書体 NK-R"/>
                 <w:b w:val="0"/>
                 <w:sz w:val="16"/>
               </w:rPr>
@@ -3278,12 +3278,12 @@
           </w:tcPr>
           <w:p>
             <w:pPr>
-              <w:spacing w:after="0" w:line="220" w:lineRule="exact"/>
+              <w:spacing w:after="0" w:line="229" w:lineRule="exact"/>
               <w:jc w:val="center"/>
             </w:pPr>
             <w:r>
               <w:rPr>
-                <w:rFonts w:ascii="BIZ UDPゴシック" w:hAnsi="BIZ UDPゴシック" w:eastAsia="BIZ UDPゴシック"/>
+                <w:rFonts w:ascii="UD デジタル 教科書体 NK-R" w:hAnsi="UD デジタル 教科書体 NK-R" w:eastAsia="UD デジタル 教科書体 NK-R"/>
                 <w:b w:val="0"/>
                 <w:sz w:val="16"/>
               </w:rPr>
@@ -3321,7 +3321,7 @@
         <w:tc>
           <w:tcPr>
             <w:tcW w:type="dxa" w:w="10205"/>
-            <w:shd w:val="clear" w:color="auto" w:fill="FFF2CC"/>
+            <w:shd w:val="clear" w:color="auto" w:fill="FFFF99"/>
             <w:tcMar>
               <w:top w:w="60" w:type="dxa"/>
               <w:left w:w="140" w:type="dxa"/>
@@ -3331,11 +3331,11 @@
           </w:tcPr>
           <w:p>
             <w:pPr>
-              <w:spacing w:after="0" w:line="240" w:lineRule="exact"/>
+              <w:spacing w:after="0" w:line="270" w:lineRule="exact"/>
             </w:pPr>
             <w:r>
               <w:rPr>
-                <w:rFonts w:ascii="BIZ UDPゴシック" w:hAnsi="BIZ UDPゴシック" w:eastAsia="BIZ UDPゴシック"/>
+                <w:rFonts w:ascii="UD デジタル 教科書体 NK-R" w:hAnsi="UD デジタル 教科書体 NK-R" w:eastAsia="UD デジタル 教科書体 NK-R"/>
                 <w:b w:val="0"/>
                 <w:sz w:val="16"/>
               </w:rPr>
@@ -3373,7 +3373,7 @@
         <w:tc>
           <w:tcPr>
             <w:tcW w:type="dxa" w:w="10205"/>
-            <w:shd w:val="clear" w:color="auto" w:fill="1F3864"/>
+            <w:shd w:val="clear" w:color="auto" w:fill="275317"/>
             <w:tcMar>
               <w:top w:w="50" w:type="dxa"/>
               <w:left w:w="110" w:type="dxa"/>
@@ -3387,7 +3387,7 @@
             </w:pPr>
             <w:r>
               <w:rPr>
-                <w:rFonts w:ascii="BIZ UDPゴシック" w:hAnsi="BIZ UDPゴシック" w:eastAsia="BIZ UDPゴシック"/>
+                <w:rFonts w:ascii="UD デジタル 教科書体 NK-B" w:hAnsi="UD デジタル 教科書体 NK-B" w:eastAsia="UD デジタル 教科書体 NK-B"/>
                 <w:b/>
                 <w:color w:val="FFFFFF"/>
                 <w:sz w:val="23"/>
@@ -3411,12 +3411,12 @@
         <w:tblW w:w="10206" w:type="dxa"/>
         <w:tblLayout w:type="fixed"/>
         <w:tblBorders>
-          <w:top w:val="single" w:sz="4" w:space="0" w:color="FF7F0E"/>
-          <w:left w:val="single" w:sz="4" w:space="0" w:color="FF7F0E"/>
-          <w:bottom w:val="single" w:sz="4" w:space="0" w:color="FF7F0E"/>
-          <w:right w:val="single" w:sz="4" w:space="0" w:color="FF7F0E"/>
-          <w:insideH w:val="single" w:sz="4" w:space="0" w:color="FF7F0E"/>
-          <w:insideV w:val="single" w:sz="4" w:space="0" w:color="FF7F0E"/>
+          <w:top w:val="single" w:sz="4" w:space="0" w:color="E97132"/>
+          <w:left w:val="single" w:sz="4" w:space="0" w:color="E97132"/>
+          <w:bottom w:val="single" w:sz="4" w:space="0" w:color="E97132"/>
+          <w:right w:val="single" w:sz="4" w:space="0" w:color="E97132"/>
+          <w:insideH w:val="single" w:sz="4" w:space="0" w:color="E97132"/>
+          <w:insideV w:val="single" w:sz="4" w:space="0" w:color="E97132"/>
         </w:tblBorders>
       </w:tblPr>
       <w:tblGrid>
@@ -3426,7 +3426,7 @@
         <w:tc>
           <w:tcPr>
             <w:tcW w:type="dxa" w:w="10205"/>
-            <w:shd w:val="clear" w:color="auto" w:fill="FFF2CC"/>
+            <w:shd w:val="clear" w:color="auto" w:fill="FFFF99"/>
             <w:tcMar>
               <w:top w:w="60" w:type="dxa"/>
               <w:left w:w="140" w:type="dxa"/>
@@ -3436,52 +3436,52 @@
           </w:tcPr>
           <w:p>
             <w:pPr>
-              <w:spacing w:after="0" w:line="240" w:lineRule="exact"/>
+              <w:spacing w:after="0" w:line="270" w:lineRule="exact"/>
             </w:pPr>
             <w:r>
               <w:rPr>
-                <w:rFonts w:ascii="BIZ UDPゴシック" w:hAnsi="BIZ UDPゴシック" w:eastAsia="BIZ UDPゴシック"/>
+                <w:rFonts w:ascii="UD デジタル 教科書体 NK-B" w:hAnsi="UD デジタル 教科書体 NK-B" w:eastAsia="UD デジタル 教科書体 NK-B"/>
                 <w:b/>
-                <w:sz w:val="17"/>
+                <w:sz w:val="19"/>
               </w:rPr>
               <w:t>以上を踏まえ、第８期計画では次の三つを行います</w:t>
             </w:r>
           </w:p>
           <w:p>
             <w:pPr>
-              <w:spacing w:after="0" w:line="240" w:lineRule="exact"/>
+              <w:spacing w:after="0" w:line="270" w:lineRule="exact"/>
             </w:pPr>
             <w:r>
               <w:rPr>
-                <w:rFonts w:ascii="BIZ UDPゴシック" w:hAnsi="BIZ UDPゴシック" w:eastAsia="BIZ UDPゴシック"/>
+                <w:rFonts w:ascii="UD デジタル 教科書体 NK-R" w:hAnsi="UD デジタル 教科書体 NK-R" w:eastAsia="UD デジタル 教科書体 NK-R"/>
                 <w:b w:val="0"/>
-                <w:sz w:val="17"/>
+                <w:sz w:val="19"/>
               </w:rPr>
               <w:t>第一に、見込量をお一人ずつの状況から積み上げます。18歳・学校卒業、22歳到達、40歳到達、65歳到達による介護保険への移行、精神科病院からの退院、親亡き後といったライフステージの変化を個別に把握します。</w:t>
             </w:r>
           </w:p>
           <w:p>
             <w:pPr>
-              <w:spacing w:after="0" w:line="240" w:lineRule="exact"/>
+              <w:spacing w:after="0" w:line="270" w:lineRule="exact"/>
             </w:pPr>
             <w:r>
               <w:rPr>
-                <w:rFonts w:ascii="BIZ UDPゴシック" w:hAnsi="BIZ UDPゴシック" w:eastAsia="BIZ UDPゴシック"/>
+                <w:rFonts w:ascii="UD デジタル 教科書体 NK-R" w:hAnsi="UD デジタル 教科書体 NK-R" w:eastAsia="UD デジタル 教科書体 NK-R"/>
                 <w:b w:val="0"/>
-                <w:sz w:val="17"/>
+                <w:sz w:val="19"/>
               </w:rPr>
               <w:t>第二に、必要な量と確保できる量を分けて示します。事業所の受入れの余力、送迎、冬季の交通、人材の不足を確かめ、確保できない分は未充足量として記録します。見込量から引くと、不足が見えなくなります。</w:t>
             </w:r>
           </w:p>
           <w:p>
             <w:pPr>
-              <w:spacing w:after="0" w:line="240" w:lineRule="exact"/>
+              <w:spacing w:after="0" w:line="270" w:lineRule="exact"/>
             </w:pPr>
             <w:r>
               <w:rPr>
-                <w:rFonts w:ascii="BIZ UDPゴシック" w:hAnsi="BIZ UDPゴシック" w:eastAsia="BIZ UDPゴシック"/>
+                <w:rFonts w:ascii="UD デジタル 教科書体 NK-R" w:hAnsi="UD デジタル 教科書体 NK-R" w:eastAsia="UD デジタル 教科書体 NK-R"/>
                 <w:b w:val="0"/>
-                <w:sz w:val="17"/>
+                <w:sz w:val="19"/>
               </w:rPr>
               <w:t>第三に、達成の判定を数だけに置きません。設置した数や配置した人数ではなく、相談の件数、緊急時に受け入れた件数、地域生活へ移った方の数、調整が付かなかった件数で測ります。</w:t>
             </w:r>
@@ -3496,13 +3496,13 @@
     </w:p>
     <w:p>
       <w:pPr>
-        <w:spacing w:before="0" w:after="40" w:line="240" w:lineRule="exact"/>
+        <w:spacing w:before="0" w:after="40" w:line="270" w:lineRule="exact"/>
       </w:pPr>
       <w:r>
         <w:rPr>
-          <w:rFonts w:ascii="BIZ UDPゴシック" w:hAnsi="BIZ UDPゴシック" w:eastAsia="BIZ UDPゴシック"/>
+          <w:rFonts w:ascii="UD デジタル 教科書体 NK-R" w:hAnsi="UD デジタル 教科書体 NK-R" w:eastAsia="UD デジタル 教科書体 NK-R"/>
           <w:b w:val="0"/>
-          <w:sz w:val="17"/>
+          <w:sz w:val="19"/>
         </w:rPr>
         <w:t>この評価の詳細は、別冊「前回計画の評価」（北塩原村障がい者自立支援協議会 資料３）に掲載しています。</w:t>
       </w:r>
@@ -3881,8 +3881,8 @@
     <w:qFormat/>
     <w:rsid w:val="00FC693F"/>
     <w:rPr>
-      <w:rFonts w:ascii="BIZ UDPゴシック" w:hAnsi="BIZ UDPゴシック" w:eastAsia="BIZ UDPゴシック"/>
-      <w:sz w:val="18"/>
+      <w:rFonts w:ascii="UD デジタル 教科書体 NK-R" w:hAnsi="UD デジタル 教科書体 NK-R" w:eastAsia="UD デジタル 教科書体 NK-R"/>
+      <w:sz w:val="20"/>
     </w:rPr>
   </w:style>
   <w:style w:type="paragraph" w:styleId="Header">
